--- a/Praca/praca_pI_WE_PW_2023_Rafal_Raczynski_25012024.docx
+++ b/Praca/praca_pI_WE_PW_2023_Rafal_Raczynski_25012024.docx
@@ -6703,10 +6703,7 @@
         <w:t>Strefa ładowania</w:t>
       </w:r>
       <w:r>
-        <w:t xml:space="preserve"> </w:t>
-      </w:r>
-      <w:r>
-        <w:t xml:space="preserve">(ang. </w:t>
+        <w:t xml:space="preserve"> (ang. </w:t>
       </w:r>
       <w:proofErr w:type="spellStart"/>
       <w:r>
@@ -6874,10 +6871,7 @@
         <w:t>(</w:t>
       </w:r>
       <w:r>
-        <w:t xml:space="preserve">ang. </w:t>
-      </w:r>
-      <w:r>
-        <w:t>Connector</w:t>
+        <w:t>ang. Connector</w:t>
       </w:r>
       <w:r>
         <w:t>)</w:t>
@@ -7006,7 +7000,7 @@
         <w:pStyle w:val="Legenda"/>
         <w:jc w:val="center"/>
       </w:pPr>
-      <w:bookmarkStart w:id="12" w:name="_Toc225101579"/>
+      <w:bookmarkStart w:id="12" w:name="_Toc225272373"/>
       <w:r>
         <w:t xml:space="preserve">Rys. 2. </w:t>
       </w:r>
@@ -7384,7 +7378,7 @@
       </w:tblGrid>
       <w:tr>
         <w:trPr>
-          <w:trHeight w:val="301"/>
+          <w:trHeight w:val="475"/>
         </w:trPr>
         <w:tc>
           <w:tcPr>
@@ -7528,7 +7522,7 @@
       </w:tr>
       <w:tr>
         <w:trPr>
-          <w:trHeight w:val="900"/>
+          <w:trHeight w:val="1004"/>
         </w:trPr>
         <w:tc>
           <w:tcPr>
@@ -7672,7 +7666,7 @@
       </w:tr>
       <w:tr>
         <w:trPr>
-          <w:trHeight w:val="900"/>
+          <w:trHeight w:val="990"/>
         </w:trPr>
         <w:tc>
           <w:tcPr>
@@ -7832,7 +7826,7 @@
       </w:tr>
       <w:tr>
         <w:trPr>
-          <w:trHeight w:val="900"/>
+          <w:trHeight w:val="794"/>
         </w:trPr>
         <w:tc>
           <w:tcPr>
@@ -8120,7 +8114,7 @@
       </w:tr>
       <w:tr>
         <w:trPr>
-          <w:trHeight w:val="600"/>
+          <w:trHeight w:val="702"/>
         </w:trPr>
         <w:tc>
           <w:tcPr>
@@ -8223,6 +8217,150 @@
                 <w:lang w:eastAsia="pl-PL"/>
               </w:rPr>
               <w:t>50 kW ≤ P &lt; 150 kW</w:t>
+            </w:r>
+          </w:p>
+        </w:tc>
+        <w:tc>
+          <w:tcPr>
+            <w:tcW w:w="3280" w:type="dxa"/>
+            <w:tcBorders>
+              <w:top w:val="nil"/>
+              <w:left w:val="nil"/>
+              <w:bottom w:val="single" w:sz="4" w:space="0" w:color="auto"/>
+              <w:right w:val="single" w:sz="4" w:space="0" w:color="auto"/>
+            </w:tcBorders>
+            <w:shd w:val="clear" w:color="000000" w:fill="A6C9EC"/>
+            <w:noWrap/>
+            <w:vAlign w:val="bottom"/>
+            <w:hideMark/>
+          </w:tcPr>
+          <w:p>
+            <w:pPr>
+              <w:spacing w:line="240" w:lineRule="auto"/>
+              <w:ind w:firstLine="0"/>
+              <w:jc w:val="left"/>
+              <w:rPr>
+                <w:rFonts w:ascii="Aptos Narrow" w:eastAsia="Times New Roman" w:hAnsi="Aptos Narrow" w:cs="Times New Roman"/>
+                <w:color w:val="000000"/>
+                <w:lang w:eastAsia="pl-PL"/>
+              </w:rPr>
+            </w:pPr>
+            <w:r>
+              <w:rPr>
+                <w:rFonts w:ascii="Aptos Narrow" w:eastAsia="Times New Roman" w:hAnsi="Aptos Narrow" w:cs="Times New Roman"/>
+                <w:color w:val="000000"/>
+                <w:lang w:eastAsia="pl-PL"/>
+              </w:rPr>
+              <w:t>Punkt ładowania dużej mocy</w:t>
+            </w:r>
+          </w:p>
+        </w:tc>
+      </w:tr>
+      <w:tr>
+        <w:trPr>
+          <w:trHeight w:val="1080"/>
+        </w:trPr>
+        <w:tc>
+          <w:tcPr>
+            <w:tcW w:w="1600" w:type="dxa"/>
+            <w:tcBorders>
+              <w:top w:val="nil"/>
+              <w:left w:val="single" w:sz="4" w:space="0" w:color="auto"/>
+              <w:bottom w:val="single" w:sz="4" w:space="0" w:color="auto"/>
+              <w:right w:val="single" w:sz="4" w:space="0" w:color="auto"/>
+            </w:tcBorders>
+            <w:shd w:val="clear" w:color="000000" w:fill="A6C9EC"/>
+            <w:noWrap/>
+            <w:vAlign w:val="bottom"/>
+            <w:hideMark/>
+          </w:tcPr>
+          <w:p>
+            <w:pPr>
+              <w:spacing w:line="240" w:lineRule="auto"/>
+              <w:ind w:firstLine="0"/>
+              <w:jc w:val="left"/>
+              <w:rPr>
+                <w:rFonts w:ascii="Aptos Narrow" w:eastAsia="Times New Roman" w:hAnsi="Aptos Narrow" w:cs="Times New Roman"/>
+                <w:color w:val="000000"/>
+                <w:lang w:eastAsia="pl-PL"/>
+              </w:rPr>
+            </w:pPr>
+            <w:r>
+              <w:rPr>
+                <w:rFonts w:ascii="Aptos Narrow" w:eastAsia="Times New Roman" w:hAnsi="Aptos Narrow" w:cs="Times New Roman"/>
+                <w:color w:val="000000"/>
+                <w:lang w:eastAsia="pl-PL"/>
+              </w:rPr>
+              <w:t>Kategoria 2 (DC)</w:t>
+            </w:r>
+          </w:p>
+        </w:tc>
+        <w:tc>
+          <w:tcPr>
+            <w:tcW w:w="2700" w:type="dxa"/>
+            <w:tcBorders>
+              <w:top w:val="nil"/>
+              <w:left w:val="nil"/>
+              <w:bottom w:val="single" w:sz="4" w:space="0" w:color="auto"/>
+              <w:right w:val="single" w:sz="4" w:space="0" w:color="auto"/>
+            </w:tcBorders>
+            <w:shd w:val="clear" w:color="000000" w:fill="A6C9EC"/>
+            <w:vAlign w:val="bottom"/>
+            <w:hideMark/>
+          </w:tcPr>
+          <w:p>
+            <w:pPr>
+              <w:spacing w:line="240" w:lineRule="auto"/>
+              <w:ind w:firstLine="0"/>
+              <w:jc w:val="left"/>
+              <w:rPr>
+                <w:rFonts w:ascii="Aptos Narrow" w:eastAsia="Times New Roman" w:hAnsi="Aptos Narrow" w:cs="Times New Roman"/>
+                <w:color w:val="000000"/>
+                <w:lang w:eastAsia="pl-PL"/>
+              </w:rPr>
+            </w:pPr>
+            <w:r>
+              <w:rPr>
+                <w:rFonts w:ascii="Aptos Narrow" w:eastAsia="Times New Roman" w:hAnsi="Aptos Narrow" w:cs="Times New Roman"/>
+                <w:color w:val="000000"/>
+                <w:lang w:eastAsia="pl-PL"/>
+              </w:rPr>
+              <w:t>Poziom 1 – Ultraszybki punkt ładowania DC</w:t>
+            </w:r>
+          </w:p>
+        </w:tc>
+        <w:tc>
+          <w:tcPr>
+            <w:tcW w:w="1860" w:type="dxa"/>
+            <w:tcBorders>
+              <w:top w:val="nil"/>
+              <w:left w:val="nil"/>
+              <w:bottom w:val="single" w:sz="4" w:space="0" w:color="auto"/>
+              <w:right w:val="single" w:sz="4" w:space="0" w:color="auto"/>
+            </w:tcBorders>
+            <w:shd w:val="clear" w:color="000000" w:fill="A6C9EC"/>
+            <w:noWrap/>
+            <w:vAlign w:val="bottom"/>
+            <w:hideMark/>
+          </w:tcPr>
+          <w:p>
+            <w:pPr>
+              <w:spacing w:line="240" w:lineRule="auto"/>
+              <w:ind w:firstLine="0"/>
+              <w:jc w:val="left"/>
+              <w:rPr>
+                <w:rFonts w:ascii="Aptos Narrow" w:eastAsia="Times New Roman" w:hAnsi="Aptos Narrow" w:cs="Times New Roman"/>
+                <w:color w:val="000000"/>
+                <w:lang w:eastAsia="pl-PL"/>
+              </w:rPr>
+            </w:pPr>
+            <w:r>
+              <w:rPr>
+                <w:rFonts w:ascii="Aptos Narrow" w:eastAsia="Times New Roman" w:hAnsi="Aptos Narrow" w:cs="Times New Roman"/>
+                <w:color w:val="000000"/>
+                <w:lang w:eastAsia="pl-PL"/>
+              </w:rPr>
+              <w:t>150 kW ≤ P &lt; 350 kW</w:t>
             </w:r>
           </w:p>
         </w:tc>
@@ -8331,150 +8469,6 @@
                 <w:color w:val="000000"/>
                 <w:lang w:eastAsia="pl-PL"/>
               </w:rPr>
-              <w:t>Poziom 1 – Ultraszybki punkt ładowania DC</w:t>
-            </w:r>
-          </w:p>
-        </w:tc>
-        <w:tc>
-          <w:tcPr>
-            <w:tcW w:w="1860" w:type="dxa"/>
-            <w:tcBorders>
-              <w:top w:val="nil"/>
-              <w:left w:val="nil"/>
-              <w:bottom w:val="single" w:sz="4" w:space="0" w:color="auto"/>
-              <w:right w:val="single" w:sz="4" w:space="0" w:color="auto"/>
-            </w:tcBorders>
-            <w:shd w:val="clear" w:color="000000" w:fill="A6C9EC"/>
-            <w:noWrap/>
-            <w:vAlign w:val="bottom"/>
-            <w:hideMark/>
-          </w:tcPr>
-          <w:p>
-            <w:pPr>
-              <w:spacing w:line="240" w:lineRule="auto"/>
-              <w:ind w:firstLine="0"/>
-              <w:jc w:val="left"/>
-              <w:rPr>
-                <w:rFonts w:ascii="Aptos Narrow" w:eastAsia="Times New Roman" w:hAnsi="Aptos Narrow" w:cs="Times New Roman"/>
-                <w:color w:val="000000"/>
-                <w:lang w:eastAsia="pl-PL"/>
-              </w:rPr>
-            </w:pPr>
-            <w:r>
-              <w:rPr>
-                <w:rFonts w:ascii="Aptos Narrow" w:eastAsia="Times New Roman" w:hAnsi="Aptos Narrow" w:cs="Times New Roman"/>
-                <w:color w:val="000000"/>
-                <w:lang w:eastAsia="pl-PL"/>
-              </w:rPr>
-              <w:t>150 kW ≤ P &lt; 350 kW</w:t>
-            </w:r>
-          </w:p>
-        </w:tc>
-        <w:tc>
-          <w:tcPr>
-            <w:tcW w:w="3280" w:type="dxa"/>
-            <w:tcBorders>
-              <w:top w:val="nil"/>
-              <w:left w:val="nil"/>
-              <w:bottom w:val="single" w:sz="4" w:space="0" w:color="auto"/>
-              <w:right w:val="single" w:sz="4" w:space="0" w:color="auto"/>
-            </w:tcBorders>
-            <w:shd w:val="clear" w:color="000000" w:fill="A6C9EC"/>
-            <w:noWrap/>
-            <w:vAlign w:val="bottom"/>
-            <w:hideMark/>
-          </w:tcPr>
-          <w:p>
-            <w:pPr>
-              <w:spacing w:line="240" w:lineRule="auto"/>
-              <w:ind w:firstLine="0"/>
-              <w:jc w:val="left"/>
-              <w:rPr>
-                <w:rFonts w:ascii="Aptos Narrow" w:eastAsia="Times New Roman" w:hAnsi="Aptos Narrow" w:cs="Times New Roman"/>
-                <w:color w:val="000000"/>
-                <w:lang w:eastAsia="pl-PL"/>
-              </w:rPr>
-            </w:pPr>
-            <w:r>
-              <w:rPr>
-                <w:rFonts w:ascii="Aptos Narrow" w:eastAsia="Times New Roman" w:hAnsi="Aptos Narrow" w:cs="Times New Roman"/>
-                <w:color w:val="000000"/>
-                <w:lang w:eastAsia="pl-PL"/>
-              </w:rPr>
-              <w:t>Punkt ładowania dużej mocy</w:t>
-            </w:r>
-          </w:p>
-        </w:tc>
-      </w:tr>
-      <w:tr>
-        <w:trPr>
-          <w:trHeight w:val="900"/>
-        </w:trPr>
-        <w:tc>
-          <w:tcPr>
-            <w:tcW w:w="1600" w:type="dxa"/>
-            <w:tcBorders>
-              <w:top w:val="nil"/>
-              <w:left w:val="single" w:sz="4" w:space="0" w:color="auto"/>
-              <w:bottom w:val="single" w:sz="4" w:space="0" w:color="auto"/>
-              <w:right w:val="single" w:sz="4" w:space="0" w:color="auto"/>
-            </w:tcBorders>
-            <w:shd w:val="clear" w:color="000000" w:fill="A6C9EC"/>
-            <w:noWrap/>
-            <w:vAlign w:val="bottom"/>
-            <w:hideMark/>
-          </w:tcPr>
-          <w:p>
-            <w:pPr>
-              <w:spacing w:line="240" w:lineRule="auto"/>
-              <w:ind w:firstLine="0"/>
-              <w:jc w:val="left"/>
-              <w:rPr>
-                <w:rFonts w:ascii="Aptos Narrow" w:eastAsia="Times New Roman" w:hAnsi="Aptos Narrow" w:cs="Times New Roman"/>
-                <w:color w:val="000000"/>
-                <w:lang w:eastAsia="pl-PL"/>
-              </w:rPr>
-            </w:pPr>
-            <w:r>
-              <w:rPr>
-                <w:rFonts w:ascii="Aptos Narrow" w:eastAsia="Times New Roman" w:hAnsi="Aptos Narrow" w:cs="Times New Roman"/>
-                <w:color w:val="000000"/>
-                <w:lang w:eastAsia="pl-PL"/>
-              </w:rPr>
-              <w:t>Kategoria 2 (DC)</w:t>
-            </w:r>
-          </w:p>
-        </w:tc>
-        <w:tc>
-          <w:tcPr>
-            <w:tcW w:w="2700" w:type="dxa"/>
-            <w:tcBorders>
-              <w:top w:val="nil"/>
-              <w:left w:val="nil"/>
-              <w:bottom w:val="single" w:sz="4" w:space="0" w:color="auto"/>
-              <w:right w:val="single" w:sz="4" w:space="0" w:color="auto"/>
-            </w:tcBorders>
-            <w:shd w:val="clear" w:color="000000" w:fill="A6C9EC"/>
-            <w:vAlign w:val="bottom"/>
-            <w:hideMark/>
-          </w:tcPr>
-          <w:p>
-            <w:pPr>
-              <w:spacing w:line="240" w:lineRule="auto"/>
-              <w:ind w:firstLine="0"/>
-              <w:jc w:val="left"/>
-              <w:rPr>
-                <w:rFonts w:ascii="Aptos Narrow" w:eastAsia="Times New Roman" w:hAnsi="Aptos Narrow" w:cs="Times New Roman"/>
-                <w:color w:val="000000"/>
-                <w:lang w:eastAsia="pl-PL"/>
-              </w:rPr>
-            </w:pPr>
-            <w:r>
-              <w:rPr>
-                <w:rFonts w:ascii="Aptos Narrow" w:eastAsia="Times New Roman" w:hAnsi="Aptos Narrow" w:cs="Times New Roman"/>
-                <w:color w:val="000000"/>
-                <w:lang w:eastAsia="pl-PL"/>
-              </w:rPr>
               <w:t>Poziom 2 – Ultraszybki punkt ładowania DC</w:t>
             </w:r>
           </w:p>
@@ -8554,26 +8548,313 @@
     <w:p/>
     <w:p>
       <w:pPr>
+        <w:ind w:firstLine="0"/>
+        <w:rPr>
+          <w:color w:val="000000" w:themeColor="text1"/>
+        </w:rPr>
+      </w:pPr>
+      <w:r>
         <w:rPr>
           <w:color w:val="EE0000"/>
         </w:rPr>
-      </w:pPr>
-      <w:r>
-        <w:rPr>
-          <w:color w:val="EE0000"/>
-        </w:rPr>
-        <w:t xml:space="preserve">//opisać typy </w:t>
+        <w:lastRenderedPageBreak/>
+        <w:tab/>
+      </w:r>
+      <w:r>
+        <w:rPr>
+          <w:color w:val="000000" w:themeColor="text1"/>
+        </w:rPr>
+        <w:t>Zgodnie z informacjami Europejskiego Obserwatorium Paliw Alternatywnych (EAFO), standardy złączy i gniazd w pojazdach elektrycznych różnią się w zależności od regionu geograficznego, co ma kluczowy wpływ na globalną interoperacyjność infrastruktury ładowania. Wyróżnia się następujące główne standardy</w:t>
+      </w:r>
+      <w:r>
+        <w:rPr>
+          <w:color w:val="000000" w:themeColor="text1"/>
+        </w:rPr>
+        <w:t xml:space="preserve"> </w:t>
+      </w:r>
+      <w:r>
+        <w:rPr>
+          <w:color w:val="000000" w:themeColor="text1"/>
+        </w:rPr>
+        <w:fldChar w:fldCharType="begin"/>
+      </w:r>
+      <w:r>
+        <w:rPr>
+          <w:color w:val="000000" w:themeColor="text1"/>
+        </w:rPr>
+        <w:instrText xml:space="preserve"> ADDIN ZOTERO_ITEM CSL_CITATION {"citationID":"NgtIfs1w","properties":{"formattedCitation":"[6]","plainCitation":"[6]","noteIndex":0},"citationItems":[{"id":106,"uris":["http://zotero.org/users/13255036/items/Y29EFUL7"],"itemData":{"id":106,"type":"webpage","title":"Recharging systems | European Alternative Fuels Observatory","URL":"https://alternative-fuels-observatory.ec.europa.eu/general-information/recharging-systems","accessed":{"date-parts":[["2026",3,22]]}}}],"schema":"https://github.com/citation-style-language/schema/raw/master/csl-citation.json"} </w:instrText>
+      </w:r>
+      <w:r>
+        <w:rPr>
+          <w:color w:val="000000" w:themeColor="text1"/>
+        </w:rPr>
+        <w:fldChar w:fldCharType="separate"/>
+      </w:r>
+      <w:r>
+        <w:t>[6]</w:t>
+      </w:r>
+      <w:r>
+        <w:rPr>
+          <w:color w:val="000000" w:themeColor="text1"/>
+        </w:rPr>
+        <w:fldChar w:fldCharType="end"/>
+      </w:r>
+      <w:r>
+        <w:rPr>
+          <w:color w:val="000000" w:themeColor="text1"/>
+        </w:rPr>
+        <w:t>:</w:t>
+      </w:r>
+    </w:p>
+    <w:p>
+      <w:pPr>
+        <w:pStyle w:val="Akapitzlist"/>
+        <w:numPr>
+          <w:ilvl w:val="0"/>
+          <w:numId w:val="56"/>
+        </w:numPr>
+      </w:pPr>
+      <w:r>
+        <w:rPr>
+          <w:b/>
+          <w:bCs/>
+        </w:rPr>
+        <w:t>Europa (Typ 2 i CCS Combo 2)</w:t>
+      </w:r>
+      <w:r>
+        <w:t>: Zgodnie z dyrektywą w sprawie infrastruktury paliw alternatywnych</w:t>
+      </w:r>
+      <w:r>
+        <w:t xml:space="preserve"> </w:t>
+      </w:r>
+      <w:r>
+        <w:fldChar w:fldCharType="begin"/>
+      </w:r>
+      <w:r>
+        <w:instrText xml:space="preserve"> ADDIN ZOTERO_ITEM CSL_CITATION {"citationID":"E5ndF7Kf","properties":{"formattedCitation":"[8]","plainCitation":"[8]","noteIndex":0},"citationItems":[{"id":114,"uris":["http://zotero.org/users/13255036/items/TTJXGYYF"],"itemData":{"id":114,"type":"article-journal","language":"pl","source":"Zotero","title":"DYREKTYWA  PARLAMENTU  EUROPEJSKIEGO  I  RADY  2014/94/UE  -  z dnia  22  października  2014 r.  -  w sprawie  rozwoju  infrastruktury  paliw  alternatywnych  -"}}],"schema":"https://github.com/citation-style-language/schema/raw/master/csl-citation.json"} </w:instrText>
+      </w:r>
+      <w:r>
+        <w:fldChar w:fldCharType="separate"/>
+      </w:r>
+      <w:r>
+        <w:t>[8]</w:t>
+      </w:r>
+      <w:r>
+        <w:fldChar w:fldCharType="end"/>
+      </w:r>
+      <w:r>
+        <w:t>,</w:t>
+      </w:r>
+      <w:r>
+        <w:t>w celu zapewnienia pełnej interoperacyjności, wszystkie publicznie dostępne punkty ładowania w Unii Europejskiej muszą być obecnie wyposażone w ściśle określone standardy wtyczek. W przypadku ładowania prądem przemiennym (AC) o normalnej i dużej mocy wymagane są gniazda lub złącza Typ</w:t>
+      </w:r>
+      <w:r>
+        <w:t>u</w:t>
+      </w:r>
+      <w:r>
+        <w:t xml:space="preserve"> 2, znane powszechnie jako </w:t>
+      </w:r>
+      <w:r>
+        <w:t>„</w:t>
       </w:r>
       <w:proofErr w:type="spellStart"/>
       <w:r>
-        <w:rPr>
-          <w:color w:val="EE0000"/>
-        </w:rPr>
-        <w:t>łaczy</w:t>
+        <w:t>Mennekes</w:t>
       </w:r>
       <w:proofErr w:type="spellEnd"/>
-    </w:p>
-    <w:p/>
+      <w:r>
+        <w:t>”</w:t>
+      </w:r>
+      <w:r>
+        <w:t>, natomiast stacje ładowania prądem stałym (DC) o dużej mocy muszą posiadać złącza systemu kombinowanego CCS/Combo 2.  Choć dyrektywa AFID nie zabrania instalowania na stacjach dodatkowych, innych typów złączy, jej wprowadzenie mocno ujednoliciło rynek. Przed jej przyjęciem w Europie funkcjonowało wiele punktów ładowania AC z innymi wtyczkami, jednak narzucenie Typ</w:t>
+      </w:r>
+      <w:r>
+        <w:t>u</w:t>
+      </w:r>
+      <w:r>
+        <w:t xml:space="preserve"> 2 praktycznie zakończyło tę różnorodność. Podobny trend widać w przypadku ładowania prądem stałym – o ile przez pewien czas powszechną praktyką rynkową było wyposażanie stacji o mocy 50 kW w dodatkowe złącza </w:t>
+      </w:r>
+      <w:proofErr w:type="spellStart"/>
+      <w:r>
+        <w:t>CHAdeMO</w:t>
+      </w:r>
+      <w:proofErr w:type="spellEnd"/>
+      <w:r>
+        <w:t>, to obecnie coraz więcej operatorów infrastruktury dużej mocy decyduje się na montowanie wyłącznie złączy CCS/Combo 2.</w:t>
+      </w:r>
+    </w:p>
+    <w:p>
+      <w:pPr>
+        <w:pStyle w:val="Akapitzlist"/>
+        <w:numPr>
+          <w:ilvl w:val="0"/>
+          <w:numId w:val="56"/>
+        </w:numPr>
+      </w:pPr>
+      <w:r>
+        <w:rPr>
+          <w:b/>
+          <w:bCs/>
+        </w:rPr>
+        <w:t>Ameryka Północna i Japonia (SAE J1772 i J3068):</w:t>
+      </w:r>
+      <w:r>
+        <w:t xml:space="preserve"> Na tych rynkach dominuje standard </w:t>
+      </w:r>
+      <w:r>
+        <w:t>J1772</w:t>
+      </w:r>
+      <w:r>
+        <w:t xml:space="preserve"> (często określany jako Typ 1) przeznaczony do jednofazowego ładowania AC. Różnice względem Europy wynikają w dużej mierze z faktu, że amerykańska sieć energetyczna dostarcza napięcie 120 V, podczas gdy europejska 230 V. Amerykańska wersja szybkiego złącza CCS </w:t>
+      </w:r>
+      <w:r>
+        <w:t xml:space="preserve">(Combo 1) </w:t>
+      </w:r>
+      <w:r>
+        <w:t xml:space="preserve">również różni się mechanicznie od wariantu europejskiego. Do ładowania trójfazowego wykorzystuje się tam standard </w:t>
+      </w:r>
+      <w:r>
+        <w:t>J3068</w:t>
+      </w:r>
+      <w:r>
+        <w:t>, który opiera się na budowie europejskiego złącza Typ 2.</w:t>
+      </w:r>
+    </w:p>
+    <w:p>
+      <w:pPr>
+        <w:pStyle w:val="Akapitzlist"/>
+        <w:numPr>
+          <w:ilvl w:val="0"/>
+          <w:numId w:val="56"/>
+        </w:numPr>
+      </w:pPr>
+      <w:r>
+        <w:rPr>
+          <w:b/>
+          <w:bCs/>
+        </w:rPr>
+        <w:t>Japonia (</w:t>
+      </w:r>
+      <w:proofErr w:type="spellStart"/>
+      <w:r>
+        <w:rPr>
+          <w:b/>
+          <w:bCs/>
+        </w:rPr>
+        <w:t>CHAdeMO</w:t>
+      </w:r>
+      <w:proofErr w:type="spellEnd"/>
+      <w:r>
+        <w:rPr>
+          <w:b/>
+          <w:bCs/>
+        </w:rPr>
+        <w:t>):</w:t>
+      </w:r>
+      <w:r>
+        <w:t xml:space="preserve"> </w:t>
+      </w:r>
+      <w:r>
+        <w:t>Jest to o</w:t>
+      </w:r>
+      <w:r>
+        <w:t>ficjalny</w:t>
+      </w:r>
+      <w:r>
+        <w:t>,</w:t>
+      </w:r>
+      <w:r>
+        <w:t xml:space="preserve"> japoński standard ładowania prądem stałym (DC), opracowany pierwotnie przez firmę TEPCO. Mimo jego globalnej obecności na stacjach o mocy 50 kW, znaczenie </w:t>
+      </w:r>
+      <w:proofErr w:type="spellStart"/>
+      <w:r>
+        <w:t>CHAdeMO</w:t>
+      </w:r>
+      <w:proofErr w:type="spellEnd"/>
+      <w:r>
+        <w:t xml:space="preserve"> w Europie systematycznie maleje. Wynika to z decyzji japońskich (a także niektórych francuskich) producentów, którzy zaczęli wyposażać pojazdy kierowane na rynek europejski w wejścia CCS.</w:t>
+      </w:r>
+    </w:p>
+    <w:p>
+      <w:pPr>
+        <w:pStyle w:val="Akapitzlist"/>
+        <w:numPr>
+          <w:ilvl w:val="0"/>
+          <w:numId w:val="56"/>
+        </w:numPr>
+      </w:pPr>
+      <w:r>
+        <w:rPr>
+          <w:b/>
+          <w:bCs/>
+        </w:rPr>
+        <w:t>Chiny (GB/T 20234.2 i 20234.3):</w:t>
+      </w:r>
+      <w:r>
+        <w:t xml:space="preserve"> Oficjalne chińskie standardy krajowe (</w:t>
+      </w:r>
+      <w:proofErr w:type="spellStart"/>
+      <w:r>
+        <w:t>Guobiao</w:t>
+      </w:r>
+      <w:proofErr w:type="spellEnd"/>
+      <w:r>
+        <w:t xml:space="preserve">). Złącze </w:t>
+      </w:r>
+      <w:r>
+        <w:t>GB/T 20234.2</w:t>
+      </w:r>
+      <w:r>
+        <w:t xml:space="preserve"> odpowiada za ładowanie prądem przemiennym (AC), natomiast </w:t>
+      </w:r>
+      <w:r>
+        <w:t>GB/T 20234.3</w:t>
+      </w:r>
+      <w:r>
+        <w:t xml:space="preserve"> za ładowanie prądem stałym (DC). Rozwiązania te nie są stosowane poza Chinami.</w:t>
+      </w:r>
+    </w:p>
+    <w:p>
+      <w:pPr>
+        <w:pStyle w:val="Akapitzlist"/>
+        <w:numPr>
+          <w:ilvl w:val="0"/>
+          <w:numId w:val="56"/>
+        </w:numPr>
+      </w:pPr>
+      <w:r>
+        <w:rPr>
+          <w:b/>
+          <w:bCs/>
+        </w:rPr>
+        <w:t>Tesla:</w:t>
+      </w:r>
+      <w:r>
+        <w:t xml:space="preserve"> Na większości światowych rynków (poza UE) producent stosuje autorski, uniwersalny standard złącza obsługujący zarówno prąd AC, jak i DC. Strategia ta została jednak dostosowana do wymogów unijnych – od końca 2018 roku wszystkie pojazdy marki Tesla przeznaczone na rynek europejski są fabrycznie wyposażane w europejskie wejścia CCS, a sieć stacji </w:t>
+      </w:r>
+      <w:r>
+        <w:t>„</w:t>
+      </w:r>
+      <w:proofErr w:type="spellStart"/>
+      <w:r>
+        <w:t>Supercharger</w:t>
+      </w:r>
+      <w:proofErr w:type="spellEnd"/>
+      <w:r>
+        <w:t>”</w:t>
+      </w:r>
+      <w:r>
+        <w:t xml:space="preserve"> na terenie Europy jest sukcesywnie modernizowana o zgodne z tym standardem wtyczki.</w:t>
+      </w:r>
+    </w:p>
+    <w:p>
+      <w:pPr>
+        <w:ind w:left="360" w:firstLine="0"/>
+      </w:pPr>
+      <w:r>
+        <w:t>//grafika</w:t>
+      </w:r>
+    </w:p>
     <w:p>
       <w:pPr>
         <w:pStyle w:val="Nagwek2"/>
@@ -8587,23 +8868,317 @@
     </w:p>
     <w:p>
       <w:pPr>
+        <w:keepNext/>
+        <w:jc w:val="center"/>
+      </w:pPr>
+      <w:r>
+        <w:drawing>
+          <wp:inline distT="0" distB="0" distL="0" distR="0" wp14:anchorId="76FDA709" wp14:editId="658CFCDD">
+            <wp:extent cx="5760085" cy="3435985"/>
+            <wp:effectExtent l="0" t="0" r="0" b="0"/>
+            <wp:docPr id="887644744" name="Obraz 1"/>
+            <wp:cNvGraphicFramePr>
+              <a:graphicFrameLocks xmlns:a="http://schemas.openxmlformats.org/drawingml/2006/main" noChangeAspect="1"/>
+            </wp:cNvGraphicFramePr>
+            <a:graphic xmlns:a="http://schemas.openxmlformats.org/drawingml/2006/main">
+              <a:graphicData uri="http://schemas.openxmlformats.org/drawingml/2006/picture">
+                <pic:pic xmlns:pic="http://schemas.openxmlformats.org/drawingml/2006/picture">
+                  <pic:nvPicPr>
+                    <pic:cNvPr id="887644744" name=""/>
+                    <pic:cNvPicPr/>
+                  </pic:nvPicPr>
+                  <pic:blipFill>
+                    <a:blip r:embed="rId20"/>
+                    <a:stretch>
+                      <a:fillRect/>
+                    </a:stretch>
+                  </pic:blipFill>
+                  <pic:spPr>
+                    <a:xfrm>
+                      <a:off x="0" y="0"/>
+                      <a:ext cx="5760085" cy="3435985"/>
+                    </a:xfrm>
+                    <a:prstGeom prst="rect">
+                      <a:avLst/>
+                    </a:prstGeom>
+                  </pic:spPr>
+                </pic:pic>
+              </a:graphicData>
+            </a:graphic>
+          </wp:inline>
+        </w:drawing>
+      </w:r>
+    </w:p>
+    <w:p>
+      <w:pPr>
+        <w:pStyle w:val="Legenda"/>
+        <w:jc w:val="center"/>
+      </w:pPr>
+      <w:bookmarkStart w:id="16" w:name="_Toc225272374"/>
+      <w:r>
+        <w:t xml:space="preserve">Rys. 2. </w:t>
+      </w:r>
+      <w:r>
+        <w:fldChar w:fldCharType="begin"/>
+      </w:r>
+      <w:r>
+        <w:instrText xml:space="preserve"> SEQ Rys._2. \* ARABIC </w:instrText>
+      </w:r>
+      <w:r>
+        <w:fldChar w:fldCharType="separate"/>
+      </w:r>
+      <w:r>
+        <w:rPr>
+          <w:noProof/>
+        </w:rPr>
+        <w:t>2</w:t>
+      </w:r>
+      <w:r>
+        <w:fldChar w:fldCharType="end"/>
+      </w:r>
+      <w:r>
+        <w:t xml:space="preserve"> Wy</w:t>
+      </w:r>
+      <w:r>
+        <w:t>kres przedstawiający p</w:t>
+      </w:r>
+      <w:r>
+        <w:t xml:space="preserve">rocentowy udział floty samochodów elektrycznych według kraju w Europie w 2024 roku. </w:t>
+      </w:r>
+      <w:r>
+        <w:t>Opracowanie własne na podstawie danych</w:t>
+      </w:r>
+      <w:bookmarkEnd w:id="16"/>
+    </w:p>
+    <w:p>
+      <w:pPr>
+        <w:keepNext/>
+      </w:pPr>
+      <w:r>
+        <w:drawing>
+          <wp:inline distT="0" distB="0" distL="0" distR="0" wp14:anchorId="64BE28AB" wp14:editId="35321942">
+            <wp:extent cx="5760085" cy="3435985"/>
+            <wp:effectExtent l="0" t="0" r="0" b="0"/>
+            <wp:docPr id="2140153060" name="Obraz 1"/>
+            <wp:cNvGraphicFramePr>
+              <a:graphicFrameLocks xmlns:a="http://schemas.openxmlformats.org/drawingml/2006/main" noChangeAspect="1"/>
+            </wp:cNvGraphicFramePr>
+            <a:graphic xmlns:a="http://schemas.openxmlformats.org/drawingml/2006/main">
+              <a:graphicData uri="http://schemas.openxmlformats.org/drawingml/2006/picture">
+                <pic:pic xmlns:pic="http://schemas.openxmlformats.org/drawingml/2006/picture">
+                  <pic:nvPicPr>
+                    <pic:cNvPr id="2140153060" name=""/>
+                    <pic:cNvPicPr/>
+                  </pic:nvPicPr>
+                  <pic:blipFill>
+                    <a:blip r:embed="rId21"/>
+                    <a:stretch>
+                      <a:fillRect/>
+                    </a:stretch>
+                  </pic:blipFill>
+                  <pic:spPr>
+                    <a:xfrm>
+                      <a:off x="0" y="0"/>
+                      <a:ext cx="5760085" cy="3435985"/>
+                    </a:xfrm>
+                    <a:prstGeom prst="rect">
+                      <a:avLst/>
+                    </a:prstGeom>
+                  </pic:spPr>
+                </pic:pic>
+              </a:graphicData>
+            </a:graphic>
+          </wp:inline>
+        </w:drawing>
+      </w:r>
+    </w:p>
+    <w:p>
+      <w:pPr>
+        <w:pStyle w:val="Legenda"/>
+        <w:jc w:val="center"/>
+      </w:pPr>
+      <w:bookmarkStart w:id="17" w:name="_Toc225272375"/>
+      <w:r>
+        <w:t xml:space="preserve">Rys. 2. </w:t>
+      </w:r>
+      <w:r>
+        <w:fldChar w:fldCharType="begin"/>
+      </w:r>
+      <w:r>
+        <w:instrText xml:space="preserve"> SEQ Rys._2. \* ARABIC </w:instrText>
+      </w:r>
+      <w:r>
+        <w:fldChar w:fldCharType="separate"/>
+      </w:r>
+      <w:r>
+        <w:rPr>
+          <w:noProof/>
+        </w:rPr>
+        <w:t>3</w:t>
+      </w:r>
+      <w:r>
+        <w:fldChar w:fldCharType="end"/>
+      </w:r>
+      <w:r>
+        <w:t xml:space="preserve"> </w:t>
+      </w:r>
+      <w:r>
+        <w:t xml:space="preserve">Wykres przedstawiający </w:t>
+      </w:r>
+      <w:r>
+        <w:t>rozwój</w:t>
+      </w:r>
+      <w:r>
+        <w:t xml:space="preserve"> floty samochodów elektrycznych w </w:t>
+      </w:r>
+      <w:r>
+        <w:t>Polsce</w:t>
+      </w:r>
+      <w:r>
+        <w:t xml:space="preserve"> w 2024 roku. </w:t>
+      </w:r>
+      <w:r>
+        <w:t>Opracowanie własne na podstawie danych</w:t>
+      </w:r>
+      <w:bookmarkEnd w:id="17"/>
+      <w:r>
+        <w:t xml:space="preserve"> </w:t>
+      </w:r>
+      <w:r>
+        <w:fldChar w:fldCharType="begin"/>
+      </w:r>
+      <w:r>
+        <w:instrText xml:space="preserve"> ADDIN ZOTERO_ITEM CSL_CITATION {"citationID":"SpeSWQQV","properties":{"formattedCitation":"[9]","plainCitation":"[9]","noteIndex":0},"citationItems":[{"id":115,"uris":["http://zotero.org/users/13255036/items/ZWAUUYA9"],"itemData":{"id":115,"type":"webpage","title":"Vehicles and fleet | European Alternative Fuels Observatory","URL":"https://alternative-fuels-observatory.ec.europa.eu/transport-mode/road/poland/vehicles-and-fleet","accessed":{"date-parts":[["2026",3,24]]}}}],"schema":"https://github.com/citation-style-language/schema/raw/master/csl-citation.json"} </w:instrText>
+      </w:r>
+      <w:r>
+        <w:fldChar w:fldCharType="separate"/>
+      </w:r>
+      <w:r>
+        <w:t>[9]</w:t>
+      </w:r>
+      <w:r>
+        <w:fldChar w:fldCharType="end"/>
+      </w:r>
+      <w:r>
+        <w:t>.</w:t>
+      </w:r>
+    </w:p>
+    <w:p>
+      <w:pPr>
+        <w:pStyle w:val="Legenda"/>
+        <w:jc w:val="center"/>
+      </w:pPr>
+    </w:p>
+    <w:p>
+      <w:pPr>
+        <w:keepNext/>
+      </w:pPr>
+      <w:r>
+        <w:lastRenderedPageBreak/>
+        <w:drawing>
+          <wp:inline distT="0" distB="0" distL="0" distR="0" wp14:anchorId="71FB1370" wp14:editId="4D1C57B2">
+            <wp:extent cx="5760085" cy="3435985"/>
+            <wp:effectExtent l="0" t="0" r="0" b="0"/>
+            <wp:docPr id="276074195" name="Obraz 1"/>
+            <wp:cNvGraphicFramePr>
+              <a:graphicFrameLocks xmlns:a="http://schemas.openxmlformats.org/drawingml/2006/main" noChangeAspect="1"/>
+            </wp:cNvGraphicFramePr>
+            <a:graphic xmlns:a="http://schemas.openxmlformats.org/drawingml/2006/main">
+              <a:graphicData uri="http://schemas.openxmlformats.org/drawingml/2006/picture">
+                <pic:pic xmlns:pic="http://schemas.openxmlformats.org/drawingml/2006/picture">
+                  <pic:nvPicPr>
+                    <pic:cNvPr id="276074195" name=""/>
+                    <pic:cNvPicPr/>
+                  </pic:nvPicPr>
+                  <pic:blipFill>
+                    <a:blip r:embed="rId22"/>
+                    <a:stretch>
+                      <a:fillRect/>
+                    </a:stretch>
+                  </pic:blipFill>
+                  <pic:spPr>
+                    <a:xfrm>
+                      <a:off x="0" y="0"/>
+                      <a:ext cx="5760085" cy="3435985"/>
+                    </a:xfrm>
+                    <a:prstGeom prst="rect">
+                      <a:avLst/>
+                    </a:prstGeom>
+                  </pic:spPr>
+                </pic:pic>
+              </a:graphicData>
+            </a:graphic>
+          </wp:inline>
+        </w:drawing>
+      </w:r>
+    </w:p>
+    <w:p>
+      <w:pPr>
+        <w:pStyle w:val="Legenda"/>
+        <w:jc w:val="center"/>
+      </w:pPr>
+      <w:r>
+        <w:t xml:space="preserve">Rys. 2. </w:t>
+      </w:r>
+      <w:r>
+        <w:fldChar w:fldCharType="begin"/>
+      </w:r>
+      <w:r>
+        <w:instrText xml:space="preserve"> SEQ Rys._2. \* ARABIC </w:instrText>
+      </w:r>
+      <w:r>
+        <w:fldChar w:fldCharType="separate"/>
+      </w:r>
+      <w:r>
+        <w:rPr>
+          <w:noProof/>
+        </w:rPr>
+        <w:t>4</w:t>
+      </w:r>
+      <w:r>
+        <w:fldChar w:fldCharType="end"/>
+      </w:r>
+      <w:r>
+        <w:t xml:space="preserve"> Wykres przedstawiający procentowy udział nowych rejestracji samochodów elektrycznych w Polsce. Opracowanie własne na podstawie danych </w:t>
+      </w:r>
+      <w:r>
+        <w:fldChar w:fldCharType="begin"/>
+      </w:r>
+      <w:r>
+        <w:instrText xml:space="preserve"> ADDIN ZOTERO_ITEM CSL_CITATION {"citationID":"l3So1S2F","properties":{"formattedCitation":"[9]","plainCitation":"[9]","noteIndex":0},"citationItems":[{"id":115,"uris":["http://zotero.org/users/13255036/items/ZWAUUYA9"],"itemData":{"id":115,"type":"webpage","title":"Vehicles and fleet | European Alternative Fuels Observatory","URL":"https://alternative-fuels-observatory.ec.europa.eu/transport-mode/road/poland/vehicles-and-fleet","accessed":{"date-parts":[["2026",3,24]]}}}],"schema":"https://github.com/citation-style-language/schema/raw/master/csl-citation.json"} </w:instrText>
+      </w:r>
+      <w:r>
+        <w:fldChar w:fldCharType="separate"/>
+      </w:r>
+      <w:r>
+        <w:t>[9]</w:t>
+      </w:r>
+      <w:r>
+        <w:fldChar w:fldCharType="end"/>
+      </w:r>
+      <w:r>
+        <w:t>.</w:t>
+      </w:r>
+    </w:p>
+    <w:p>
+      <w:pPr>
         <w:pStyle w:val="Nagwek2"/>
       </w:pPr>
-      <w:bookmarkStart w:id="16" w:name="_Toc224994742"/>
+      <w:bookmarkStart w:id="18" w:name="_Toc224994742"/>
       <w:r>
         <w:t>Rozwój ogólnodostępnej i prywatnej infrastruktury ładowania w Polsce</w:t>
       </w:r>
-      <w:bookmarkEnd w:id="16"/>
+      <w:bookmarkEnd w:id="18"/>
     </w:p>
     <w:p>
       <w:pPr>
         <w:pStyle w:val="Nagwek2"/>
       </w:pPr>
-      <w:bookmarkStart w:id="17" w:name="_Toc224994743"/>
+      <w:bookmarkStart w:id="19" w:name="_Toc224994743"/>
       <w:r>
         <w:t>Bariery i stymulanty rozwoju sektora EV w świetle literatury i badań opinii</w:t>
       </w:r>
-      <w:bookmarkEnd w:id="17"/>
+      <w:bookmarkEnd w:id="19"/>
     </w:p>
     <w:p>
       <w:pPr>
@@ -8645,7 +9220,7 @@
       <w:pPr>
         <w:pStyle w:val="Nagwek1"/>
       </w:pPr>
-      <w:bookmarkStart w:id="18" w:name="_Toc224994744"/>
+      <w:bookmarkStart w:id="20" w:name="_Toc224994744"/>
       <w:r>
         <w:lastRenderedPageBreak/>
         <w:t xml:space="preserve">Analiza wybranego </w:t>
@@ -8653,825 +9228,21 @@
       <w:r>
         <w:t>jednostopniowego przekształtnika MVac-LVdc</w:t>
       </w:r>
-      <w:bookmarkEnd w:id="18"/>
+      <w:bookmarkEnd w:id="20"/>
     </w:p>
     <w:p>
       <w:pPr>
         <w:pStyle w:val="Nagwek2"/>
       </w:pPr>
-      <w:bookmarkStart w:id="19" w:name="_Toc224994745"/>
+      <w:bookmarkStart w:id="21" w:name="_Toc224994745"/>
       <w:r>
         <w:t>Ogólny opis</w:t>
       </w:r>
-      <w:bookmarkEnd w:id="19"/>
+      <w:bookmarkEnd w:id="21"/>
     </w:p>
     <w:p>
       <w:pPr>
         <w:pStyle w:val="Legenda"/>
-      </w:pPr>
-    </w:p>
-    <w:tbl>
-      <w:tblPr>
-        <w:tblStyle w:val="Tabela-Siatka"/>
-        <w:tblW w:w="0" w:type="auto"/>
-        <w:tblLook w:val="04A0" w:firstRow="1" w:lastRow="0" w:firstColumn="1" w:lastColumn="0" w:noHBand="0" w:noVBand="1"/>
-      </w:tblPr>
-      <w:tblGrid>
-        <w:gridCol w:w="3020"/>
-        <w:gridCol w:w="3020"/>
-        <w:gridCol w:w="3021"/>
-      </w:tblGrid>
-      <w:tr>
-        <w:tc>
-          <w:tcPr>
-            <w:tcW w:w="3020" w:type="dxa"/>
-            <w:shd w:val="clear" w:color="auto" w:fill="C6D9F1" w:themeFill="text2" w:themeFillTint="33"/>
-          </w:tcPr>
-          <w:p>
-            <w:pPr>
-              <w:ind w:firstLine="0"/>
-              <w:jc w:val="center"/>
-              <w:rPr>
-                <w:rFonts w:eastAsiaTheme="minorEastAsia"/>
-              </w:rPr>
-            </w:pPr>
-            <w:r>
-              <w:rPr>
-                <w:rFonts w:eastAsiaTheme="minorEastAsia"/>
-              </w:rPr>
-              <w:t>Opis</w:t>
-            </w:r>
-          </w:p>
-        </w:tc>
-        <w:tc>
-          <w:tcPr>
-            <w:tcW w:w="3020" w:type="dxa"/>
-            <w:shd w:val="clear" w:color="auto" w:fill="C6D9F1" w:themeFill="text2" w:themeFillTint="33"/>
-          </w:tcPr>
-          <w:p>
-            <w:pPr>
-              <w:ind w:firstLine="0"/>
-              <w:jc w:val="center"/>
-              <w:rPr>
-                <w:rFonts w:eastAsiaTheme="minorEastAsia"/>
-              </w:rPr>
-            </w:pPr>
-            <w:r>
-              <w:rPr>
-                <w:rFonts w:eastAsiaTheme="minorEastAsia"/>
-              </w:rPr>
-              <w:t>Symbol</w:t>
-            </w:r>
-          </w:p>
-        </w:tc>
-        <w:tc>
-          <w:tcPr>
-            <w:tcW w:w="3021" w:type="dxa"/>
-            <w:shd w:val="clear" w:color="auto" w:fill="C6D9F1" w:themeFill="text2" w:themeFillTint="33"/>
-          </w:tcPr>
-          <w:p>
-            <w:pPr>
-              <w:ind w:firstLine="0"/>
-              <w:jc w:val="center"/>
-              <w:rPr>
-                <w:rFonts w:eastAsiaTheme="minorEastAsia"/>
-              </w:rPr>
-            </w:pPr>
-            <w:r>
-              <w:rPr>
-                <w:rFonts w:eastAsiaTheme="minorEastAsia"/>
-              </w:rPr>
-              <w:t>Wartość</w:t>
-            </w:r>
-          </w:p>
-        </w:tc>
-      </w:tr>
-      <w:tr>
-        <w:tc>
-          <w:tcPr>
-            <w:tcW w:w="3020" w:type="dxa"/>
-          </w:tcPr>
-          <w:p>
-            <w:pPr>
-              <w:ind w:firstLine="0"/>
-              <w:jc w:val="center"/>
-              <w:rPr>
-                <w:rFonts w:eastAsiaTheme="minorEastAsia"/>
-              </w:rPr>
-            </w:pPr>
-            <w:r>
-              <w:rPr>
-                <w:rFonts w:eastAsiaTheme="minorEastAsia"/>
-              </w:rPr>
-              <w:t>Napięcie międzyfazowe</w:t>
-            </w:r>
-          </w:p>
-        </w:tc>
-        <w:tc>
-          <w:tcPr>
-            <w:tcW w:w="3020" w:type="dxa"/>
-          </w:tcPr>
-          <w:p>
-            <w:pPr>
-              <w:ind w:firstLine="0"/>
-              <w:jc w:val="center"/>
-              <w:rPr>
-                <w:rFonts w:eastAsiaTheme="minorEastAsia"/>
-              </w:rPr>
-            </w:pPr>
-            <m:oMathPara>
-              <m:oMath>
-                <m:sSub>
-                  <m:sSubPr>
-                    <m:ctrlPr>
-                      <w:rPr>
-                        <w:rFonts w:ascii="Cambria Math" w:hAnsi="Cambria Math"/>
-                        <w:i/>
-                      </w:rPr>
-                    </m:ctrlPr>
-                  </m:sSubPr>
-                  <m:e>
-                    <m:r>
-                      <w:rPr>
-                        <w:rFonts w:ascii="Cambria Math" w:hAnsi="Cambria Math"/>
-                      </w:rPr>
-                      <m:t>U</m:t>
-                    </m:r>
-                  </m:e>
-                  <m:sub>
-                    <m:r>
-                      <w:rPr>
-                        <w:rFonts w:ascii="Cambria Math" w:hAnsi="Cambria Math"/>
-                      </w:rPr>
-                      <m:t>MF</m:t>
-                    </m:r>
-                  </m:sub>
-                </m:sSub>
-              </m:oMath>
-            </m:oMathPara>
-          </w:p>
-        </w:tc>
-        <w:tc>
-          <w:tcPr>
-            <w:tcW w:w="3021" w:type="dxa"/>
-          </w:tcPr>
-          <w:p>
-            <w:pPr>
-              <w:ind w:firstLine="0"/>
-              <w:jc w:val="center"/>
-              <w:rPr>
-                <w:rFonts w:eastAsiaTheme="minorEastAsia"/>
-              </w:rPr>
-            </w:pPr>
-            <w:r>
-              <w:rPr>
-                <w:rFonts w:eastAsiaTheme="minorEastAsia"/>
-              </w:rPr>
-              <w:t>10</w:t>
-            </w:r>
-            <w:r>
-              <w:rPr>
-                <w:rFonts w:eastAsiaTheme="minorEastAsia"/>
-              </w:rPr>
-              <w:t xml:space="preserve"> </w:t>
-            </w:r>
-            <w:r>
-              <w:rPr>
-                <w:rFonts w:eastAsiaTheme="minorEastAsia"/>
-              </w:rPr>
-              <w:t>kV</w:t>
-            </w:r>
-          </w:p>
-        </w:tc>
-      </w:tr>
-      <w:tr>
-        <w:tc>
-          <w:tcPr>
-            <w:tcW w:w="3020" w:type="dxa"/>
-          </w:tcPr>
-          <w:p>
-            <w:pPr>
-              <w:ind w:firstLine="0"/>
-              <w:jc w:val="center"/>
-              <w:rPr>
-                <w:rFonts w:eastAsiaTheme="minorEastAsia"/>
-              </w:rPr>
-            </w:pPr>
-            <w:r>
-              <w:rPr>
-                <w:rFonts w:eastAsiaTheme="minorEastAsia"/>
-              </w:rPr>
-              <w:t>Moc wyjściowa</w:t>
-            </w:r>
-            <w:r>
-              <w:rPr>
-                <w:rFonts w:eastAsiaTheme="minorEastAsia"/>
-              </w:rPr>
-              <w:t xml:space="preserve"> nominalna</w:t>
-            </w:r>
-          </w:p>
-        </w:tc>
-        <w:tc>
-          <w:tcPr>
-            <w:tcW w:w="3020" w:type="dxa"/>
-          </w:tcPr>
-          <w:p>
-            <w:pPr>
-              <w:ind w:firstLine="0"/>
-              <w:jc w:val="center"/>
-              <w:rPr>
-                <w:rFonts w:eastAsiaTheme="minorEastAsia"/>
-              </w:rPr>
-            </w:pPr>
-            <m:oMathPara>
-              <m:oMath>
-                <m:sSub>
-                  <m:sSubPr>
-                    <m:ctrlPr>
-                      <w:rPr>
-                        <w:rFonts w:ascii="Cambria Math" w:hAnsi="Cambria Math"/>
-                        <w:i/>
-                      </w:rPr>
-                    </m:ctrlPr>
-                  </m:sSubPr>
-                  <m:e>
-                    <m:r>
-                      <w:rPr>
-                        <w:rFonts w:ascii="Cambria Math" w:hAnsi="Cambria Math"/>
-                      </w:rPr>
-                      <m:t>P</m:t>
-                    </m:r>
-                  </m:e>
-                  <m:sub>
-                    <m:r>
-                      <w:rPr>
-                        <w:rFonts w:ascii="Cambria Math" w:hAnsi="Cambria Math"/>
-                      </w:rPr>
-                      <m:t>o</m:t>
-                    </m:r>
-                  </m:sub>
-                </m:sSub>
-              </m:oMath>
-            </m:oMathPara>
-          </w:p>
-        </w:tc>
-        <w:tc>
-          <w:tcPr>
-            <w:tcW w:w="3021" w:type="dxa"/>
-          </w:tcPr>
-          <w:p>
-            <w:pPr>
-              <w:ind w:firstLine="0"/>
-              <w:jc w:val="center"/>
-              <w:rPr>
-                <w:rFonts w:eastAsiaTheme="minorEastAsia"/>
-              </w:rPr>
-            </w:pPr>
-            <w:r>
-              <w:rPr>
-                <w:rFonts w:eastAsiaTheme="minorEastAsia"/>
-              </w:rPr>
-              <w:t>1</w:t>
-            </w:r>
-            <w:r>
-              <w:rPr>
-                <w:rFonts w:eastAsiaTheme="minorEastAsia"/>
-              </w:rPr>
-              <w:t xml:space="preserve"> </w:t>
-            </w:r>
-            <w:r>
-              <w:rPr>
-                <w:rFonts w:eastAsiaTheme="minorEastAsia"/>
-              </w:rPr>
-              <w:t>MW</w:t>
-            </w:r>
-          </w:p>
-        </w:tc>
-      </w:tr>
-      <w:tr>
-        <w:tc>
-          <w:tcPr>
-            <w:tcW w:w="3020" w:type="dxa"/>
-          </w:tcPr>
-          <w:p>
-            <w:pPr>
-              <w:ind w:firstLine="0"/>
-              <w:jc w:val="center"/>
-              <w:rPr>
-                <w:rFonts w:eastAsiaTheme="minorEastAsia"/>
-              </w:rPr>
-            </w:pPr>
-            <w:r>
-              <w:rPr>
-                <w:rFonts w:eastAsiaTheme="minorEastAsia"/>
-              </w:rPr>
-              <w:t>Napięcie wyjściowe</w:t>
-            </w:r>
-          </w:p>
-        </w:tc>
-        <w:tc>
-          <w:tcPr>
-            <w:tcW w:w="3020" w:type="dxa"/>
-          </w:tcPr>
-          <w:p>
-            <w:pPr>
-              <w:ind w:firstLine="0"/>
-              <w:jc w:val="center"/>
-              <w:rPr>
-                <w:rFonts w:eastAsiaTheme="minorEastAsia"/>
-              </w:rPr>
-            </w:pPr>
-            <m:oMathPara>
-              <m:oMath>
-                <m:sSub>
-                  <m:sSubPr>
-                    <m:ctrlPr>
-                      <w:rPr>
-                        <w:rFonts w:ascii="Cambria Math" w:hAnsi="Cambria Math"/>
-                        <w:i/>
-                      </w:rPr>
-                    </m:ctrlPr>
-                  </m:sSubPr>
-                  <m:e>
-                    <m:r>
-                      <w:rPr>
-                        <w:rFonts w:ascii="Cambria Math" w:hAnsi="Cambria Math"/>
-                      </w:rPr>
-                      <m:t>U</m:t>
-                    </m:r>
-                  </m:e>
-                  <m:sub>
-                    <m:r>
-                      <w:rPr>
-                        <w:rFonts w:ascii="Cambria Math" w:hAnsi="Cambria Math"/>
-                      </w:rPr>
-                      <m:t>o</m:t>
-                    </m:r>
-                  </m:sub>
-                </m:sSub>
-              </m:oMath>
-            </m:oMathPara>
-          </w:p>
-        </w:tc>
-        <w:tc>
-          <w:tcPr>
-            <w:tcW w:w="3021" w:type="dxa"/>
-          </w:tcPr>
-          <w:p>
-            <w:pPr>
-              <w:ind w:firstLine="0"/>
-              <w:jc w:val="center"/>
-              <w:rPr>
-                <w:rFonts w:eastAsiaTheme="minorEastAsia"/>
-              </w:rPr>
-            </w:pPr>
-            <w:r>
-              <w:rPr>
-                <w:rFonts w:eastAsiaTheme="minorEastAsia"/>
-              </w:rPr>
-              <w:t>800</w:t>
-            </w:r>
-            <w:r>
-              <w:rPr>
-                <w:rFonts w:eastAsiaTheme="minorEastAsia"/>
-              </w:rPr>
-              <w:t xml:space="preserve"> </w:t>
-            </w:r>
-            <w:r>
-              <w:rPr>
-                <w:rFonts w:eastAsiaTheme="minorEastAsia"/>
-              </w:rPr>
-              <w:t>V</w:t>
-            </w:r>
-          </w:p>
-        </w:tc>
-      </w:tr>
-      <w:tr>
-        <w:tc>
-          <w:tcPr>
-            <w:tcW w:w="3020" w:type="dxa"/>
-          </w:tcPr>
-          <w:p>
-            <w:pPr>
-              <w:ind w:firstLine="0"/>
-              <w:jc w:val="center"/>
-              <w:rPr>
-                <w:rFonts w:eastAsiaTheme="minorEastAsia"/>
-              </w:rPr>
-            </w:pPr>
-            <w:r>
-              <w:rPr>
-                <w:rFonts w:eastAsiaTheme="minorEastAsia"/>
-              </w:rPr>
-              <w:t>Częstotliwość sieciowa</w:t>
-            </w:r>
-          </w:p>
-        </w:tc>
-        <w:tc>
-          <w:tcPr>
-            <w:tcW w:w="3020" w:type="dxa"/>
-          </w:tcPr>
-          <w:p>
-            <w:pPr>
-              <w:ind w:firstLine="0"/>
-              <w:jc w:val="center"/>
-              <w:rPr>
-                <w:rFonts w:eastAsia="Times New Roman"/>
-              </w:rPr>
-            </w:pPr>
-            <m:oMathPara>
-              <m:oMath>
-                <m:sSub>
-                  <m:sSubPr>
-                    <m:ctrlPr>
-                      <w:rPr>
-                        <w:rFonts w:ascii="Cambria Math" w:hAnsi="Cambria Math"/>
-                        <w:i/>
-                      </w:rPr>
-                    </m:ctrlPr>
-                  </m:sSubPr>
-                  <m:e>
-                    <m:r>
-                      <w:rPr>
-                        <w:rFonts w:ascii="Cambria Math" w:hAnsi="Cambria Math"/>
-                      </w:rPr>
-                      <m:t>f</m:t>
-                    </m:r>
-                  </m:e>
-                  <m:sub>
-                    <m:r>
-                      <w:rPr>
-                        <w:rFonts w:ascii="Cambria Math" w:hAnsi="Cambria Math"/>
-                      </w:rPr>
-                      <m:t>ac</m:t>
-                    </m:r>
-                  </m:sub>
-                </m:sSub>
-              </m:oMath>
-            </m:oMathPara>
-          </w:p>
-        </w:tc>
-        <w:tc>
-          <w:tcPr>
-            <w:tcW w:w="3021" w:type="dxa"/>
-          </w:tcPr>
-          <w:p>
-            <w:pPr>
-              <w:ind w:firstLine="0"/>
-              <w:jc w:val="center"/>
-              <w:rPr>
-                <w:rFonts w:eastAsiaTheme="minorEastAsia"/>
-              </w:rPr>
-            </w:pPr>
-            <w:r>
-              <w:rPr>
-                <w:rFonts w:eastAsiaTheme="minorEastAsia"/>
-              </w:rPr>
-              <w:t>50</w:t>
-            </w:r>
-            <w:r>
-              <w:rPr>
-                <w:rFonts w:eastAsiaTheme="minorEastAsia"/>
-              </w:rPr>
-              <w:t xml:space="preserve"> </w:t>
-            </w:r>
-            <w:r>
-              <w:rPr>
-                <w:rFonts w:eastAsiaTheme="minorEastAsia"/>
-              </w:rPr>
-              <w:t>Hz</w:t>
-            </w:r>
-          </w:p>
-        </w:tc>
-      </w:tr>
-      <w:tr>
-        <w:tc>
-          <w:tcPr>
-            <w:tcW w:w="3020" w:type="dxa"/>
-          </w:tcPr>
-          <w:p>
-            <w:pPr>
-              <w:ind w:firstLine="0"/>
-              <w:jc w:val="center"/>
-              <w:rPr>
-                <w:rFonts w:eastAsiaTheme="minorEastAsia"/>
-              </w:rPr>
-            </w:pPr>
-            <w:r>
-              <w:rPr>
-                <w:rFonts w:eastAsiaTheme="minorEastAsia"/>
-              </w:rPr>
-              <w:t>Częstotliwość przełączania</w:t>
-            </w:r>
-          </w:p>
-        </w:tc>
-        <w:tc>
-          <w:tcPr>
-            <w:tcW w:w="3020" w:type="dxa"/>
-          </w:tcPr>
-          <w:p>
-            <w:pPr>
-              <w:ind w:firstLine="0"/>
-              <w:jc w:val="center"/>
-              <w:rPr>
-                <w:rFonts w:eastAsia="Times New Roman"/>
-              </w:rPr>
-            </w:pPr>
-            <m:oMathPara>
-              <m:oMath>
-                <m:sSub>
-                  <m:sSubPr>
-                    <m:ctrlPr>
-                      <w:rPr>
-                        <w:rFonts w:ascii="Cambria Math" w:hAnsi="Cambria Math"/>
-                        <w:i/>
-                      </w:rPr>
-                    </m:ctrlPr>
-                  </m:sSubPr>
-                  <m:e>
-                    <m:r>
-                      <w:rPr>
-                        <w:rFonts w:ascii="Cambria Math" w:hAnsi="Cambria Math"/>
-                      </w:rPr>
-                      <m:t>f</m:t>
-                    </m:r>
-                  </m:e>
-                  <m:sub>
-                    <m:r>
-                      <w:rPr>
-                        <w:rFonts w:ascii="Cambria Math" w:hAnsi="Cambria Math"/>
-                      </w:rPr>
-                      <m:t>s</m:t>
-                    </m:r>
-                  </m:sub>
-                </m:sSub>
-              </m:oMath>
-            </m:oMathPara>
-          </w:p>
-        </w:tc>
-        <w:tc>
-          <w:tcPr>
-            <w:tcW w:w="3021" w:type="dxa"/>
-          </w:tcPr>
-          <w:p>
-            <w:pPr>
-              <w:ind w:firstLine="0"/>
-              <w:jc w:val="center"/>
-              <w:rPr>
-                <w:rFonts w:eastAsiaTheme="minorEastAsia"/>
-              </w:rPr>
-            </w:pPr>
-            <w:r>
-              <w:rPr>
-                <w:rFonts w:eastAsiaTheme="minorEastAsia"/>
-              </w:rPr>
-              <w:t>10</w:t>
-            </w:r>
-            <w:r>
-              <w:rPr>
-                <w:rFonts w:eastAsiaTheme="minorEastAsia"/>
-              </w:rPr>
-              <w:t xml:space="preserve"> </w:t>
-            </w:r>
-            <w:r>
-              <w:rPr>
-                <w:rFonts w:eastAsiaTheme="minorEastAsia"/>
-              </w:rPr>
-              <w:t>kHz</w:t>
-            </w:r>
-          </w:p>
-        </w:tc>
-      </w:tr>
-      <w:tr>
-        <w:tc>
-          <w:tcPr>
-            <w:tcW w:w="3020" w:type="dxa"/>
-          </w:tcPr>
-          <w:p>
-            <w:pPr>
-              <w:ind w:firstLine="0"/>
-              <w:jc w:val="center"/>
-              <w:rPr>
-                <w:rFonts w:eastAsiaTheme="minorEastAsia"/>
-              </w:rPr>
-            </w:pPr>
-            <w:r>
-              <w:rPr>
-                <w:rFonts w:eastAsiaTheme="minorEastAsia"/>
-              </w:rPr>
-              <w:t xml:space="preserve">Napięcie </w:t>
-            </w:r>
-            <w:r>
-              <w:rPr>
-                <w:rFonts w:eastAsiaTheme="minorEastAsia"/>
-              </w:rPr>
-              <w:t>kondensatora w obwodzie</w:t>
-            </w:r>
-            <w:r>
-              <w:rPr>
-                <w:rFonts w:eastAsiaTheme="minorEastAsia"/>
-              </w:rPr>
-              <w:t xml:space="preserve"> pośredniczącym prądu stałego</w:t>
-            </w:r>
-          </w:p>
-        </w:tc>
-        <w:tc>
-          <w:tcPr>
-            <w:tcW w:w="3020" w:type="dxa"/>
-          </w:tcPr>
-          <w:p>
-            <w:pPr>
-              <w:ind w:firstLine="0"/>
-              <w:jc w:val="center"/>
-              <w:rPr>
-                <w:rFonts w:eastAsia="Times New Roman"/>
-              </w:rPr>
-            </w:pPr>
-            <m:oMathPara>
-              <m:oMath>
-                <m:sSub>
-                  <m:sSubPr>
-                    <m:ctrlPr>
-                      <w:rPr>
-                        <w:rFonts w:ascii="Cambria Math" w:hAnsi="Cambria Math"/>
-                        <w:i/>
-                      </w:rPr>
-                    </m:ctrlPr>
-                  </m:sSubPr>
-                  <m:e>
-                    <m:r>
-                      <w:rPr>
-                        <w:rFonts w:ascii="Cambria Math" w:hAnsi="Cambria Math"/>
-                      </w:rPr>
-                      <m:t>U</m:t>
-                    </m:r>
-                  </m:e>
-                  <m:sub>
-                    <m:r>
-                      <w:rPr>
-                        <w:rFonts w:ascii="Cambria Math" w:hAnsi="Cambria Math"/>
-                      </w:rPr>
-                      <m:t>link</m:t>
-                    </m:r>
-                  </m:sub>
-                </m:sSub>
-              </m:oMath>
-            </m:oMathPara>
-          </w:p>
-        </w:tc>
-        <w:tc>
-          <w:tcPr>
-            <w:tcW w:w="3021" w:type="dxa"/>
-          </w:tcPr>
-          <w:p>
-            <w:pPr>
-              <w:ind w:firstLine="0"/>
-              <w:jc w:val="center"/>
-              <w:rPr>
-                <w:rFonts w:eastAsiaTheme="minorEastAsia"/>
-              </w:rPr>
-            </w:pPr>
-            <w:r>
-              <w:rPr>
-                <w:rFonts w:eastAsiaTheme="minorEastAsia"/>
-              </w:rPr>
-              <w:t>17.6</w:t>
-            </w:r>
-            <w:r>
-              <w:rPr>
-                <w:rFonts w:eastAsiaTheme="minorEastAsia"/>
-              </w:rPr>
-              <w:t xml:space="preserve"> </w:t>
-            </w:r>
-            <w:r>
-              <w:rPr>
-                <w:rFonts w:eastAsiaTheme="minorEastAsia"/>
-              </w:rPr>
-              <w:t>kV</w:t>
-            </w:r>
-          </w:p>
-        </w:tc>
-      </w:tr>
-      <w:tr>
-        <w:tc>
-          <w:tcPr>
-            <w:tcW w:w="3020" w:type="dxa"/>
-          </w:tcPr>
-          <w:p>
-            <w:pPr>
-              <w:ind w:firstLine="0"/>
-              <w:jc w:val="center"/>
-              <w:rPr>
-                <w:rFonts w:eastAsiaTheme="minorEastAsia"/>
-              </w:rPr>
-            </w:pPr>
-            <w:r>
-              <w:rPr>
-                <w:rFonts w:eastAsiaTheme="minorEastAsia"/>
-              </w:rPr>
-              <w:t>S</w:t>
-            </w:r>
-            <w:r>
-              <w:rPr>
-                <w:rFonts w:eastAsiaTheme="minorEastAsia"/>
-              </w:rPr>
-              <w:t xml:space="preserve">tosunek liczby zwojów uzwojenia </w:t>
-            </w:r>
-            <w:r>
-              <w:rPr>
-                <w:rFonts w:eastAsiaTheme="minorEastAsia"/>
-              </w:rPr>
-              <w:t>pierwotnego</w:t>
-            </w:r>
-            <w:r>
-              <w:rPr>
-                <w:rFonts w:eastAsiaTheme="minorEastAsia"/>
-              </w:rPr>
-              <w:t xml:space="preserve"> do liczby zwojów uzwojenia </w:t>
-            </w:r>
-            <w:r>
-              <w:rPr>
-                <w:rFonts w:eastAsiaTheme="minorEastAsia"/>
-              </w:rPr>
-              <w:t>wtórnego</w:t>
-            </w:r>
-          </w:p>
-        </w:tc>
-        <w:tc>
-          <w:tcPr>
-            <w:tcW w:w="3020" w:type="dxa"/>
-          </w:tcPr>
-          <w:p>
-            <w:pPr>
-              <w:ind w:firstLine="0"/>
-              <w:jc w:val="center"/>
-              <w:rPr>
-                <w:rFonts w:eastAsia="Times New Roman"/>
-              </w:rPr>
-            </w:pPr>
-          </w:p>
-          <w:p>
-            <w:pPr>
-              <w:ind w:firstLine="0"/>
-              <w:jc w:val="center"/>
-              <w:rPr>
-                <w:rFonts w:eastAsia="Times New Roman"/>
-              </w:rPr>
-            </w:pPr>
-            <w:r>
-              <w:rPr>
-                <w:rFonts w:eastAsia="Times New Roman"/>
-              </w:rPr>
-              <w:t>n</w:t>
-            </w:r>
-          </w:p>
-        </w:tc>
-        <w:tc>
-          <w:tcPr>
-            <w:tcW w:w="3021" w:type="dxa"/>
-          </w:tcPr>
-          <w:p>
-            <w:pPr>
-              <w:ind w:firstLine="0"/>
-              <w:jc w:val="center"/>
-              <w:rPr>
-                <w:rFonts w:eastAsiaTheme="minorEastAsia"/>
-              </w:rPr>
-            </w:pPr>
-          </w:p>
-          <w:p>
-            <w:pPr>
-              <w:ind w:firstLine="0"/>
-              <w:jc w:val="center"/>
-              <w:rPr>
-                <w:rFonts w:eastAsiaTheme="minorEastAsia"/>
-              </w:rPr>
-            </w:pPr>
-            <w:r>
-              <w:rPr>
-                <w:rFonts w:eastAsiaTheme="minorEastAsia"/>
-              </w:rPr>
-              <w:t>22</w:t>
-            </w:r>
-          </w:p>
-        </w:tc>
-      </w:tr>
-    </w:tbl>
-    <w:p>
-      <w:pPr>
-        <w:pStyle w:val="Tekstpodstawowyzwciciem"/>
-      </w:pPr>
-      <w:r>
-        <w:rPr>
-          <w:rStyle w:val="RwnanieZnak"/>
-        </w:rPr>
-        <w:t xml:space="preserve">energii, a ponadto odpowiedni dobór jej indukcyjności pozwala osiągnąć częściowe miękkie </w:t>
-      </w:r>
-    </w:p>
-    <w:p>
-      <w:pPr>
-        <w:keepNext/>
-        <w:ind w:left="708" w:hanging="424"/>
       </w:pPr>
     </w:p>
     <w:p>
@@ -9929,103 +9700,6 @@
     </w:p>
     <w:p>
       <w:pPr>
-        <w:keepNext/>
-        <w:jc w:val="center"/>
-      </w:pPr>
-      <w:r>
-        <w:rPr>
-          <w:noProof/>
-        </w:rPr>
-        <w:drawing>
-          <wp:inline distT="0" distB="0" distL="0" distR="0" wp14:anchorId="4073811B" wp14:editId="70B03FF1">
-            <wp:extent cx="4572000" cy="2814182"/>
-            <wp:effectExtent l="0" t="0" r="0" b="5715"/>
-            <wp:docPr id="385860118" name="Wykres 1">
-              <a:extLst xmlns:a="http://schemas.openxmlformats.org/drawingml/2006/main">
-                <a:ext uri="{FF2B5EF4-FFF2-40B4-BE49-F238E27FC236}">
-                  <a16:creationId xmlns:a16="http://schemas.microsoft.com/office/drawing/2014/main" id="{7A3B32F8-4350-BA60-F5CB-F572681954C9}"/>
-                </a:ext>
-              </a:extLst>
-            </wp:docPr>
-            <wp:cNvGraphicFramePr/>
-            <a:graphic xmlns:a="http://schemas.openxmlformats.org/drawingml/2006/main">
-              <a:graphicData uri="http://schemas.openxmlformats.org/drawingml/2006/chart">
-                <c:chart xmlns:c="http://schemas.openxmlformats.org/drawingml/2006/chart" xmlns:r="http://schemas.openxmlformats.org/officeDocument/2006/relationships" r:id="rId20"/>
-              </a:graphicData>
-            </a:graphic>
-          </wp:inline>
-        </w:drawing>
-      </w:r>
-    </w:p>
-    <w:p>
-      <w:pPr>
-        <w:pStyle w:val="Legenda"/>
-        <w:jc w:val="center"/>
-        <w:rPr>
-          <w:rFonts w:eastAsiaTheme="minorEastAsia"/>
-        </w:rPr>
-      </w:pPr>
-      <w:bookmarkStart w:id="20" w:name="_Ref156254925"/>
-      <w:bookmarkStart w:id="21" w:name="_Toc225101402"/>
-      <w:r>
-        <w:t xml:space="preserve">Rys. </w:t>
-      </w:r>
-      <w:r>
-        <w:fldChar w:fldCharType="begin"/>
-      </w:r>
-      <w:r>
-        <w:instrText xml:space="preserve"> STYLEREF 1 \s </w:instrText>
-      </w:r>
-      <w:r>
-        <w:fldChar w:fldCharType="separate"/>
-      </w:r>
-      <w:r>
-        <w:rPr>
-          <w:noProof/>
-        </w:rPr>
-        <w:t>3</w:t>
-      </w:r>
-      <w:r>
-        <w:rPr>
-          <w:noProof/>
-        </w:rPr>
-        <w:fldChar w:fldCharType="end"/>
-      </w:r>
-      <w:r>
-        <w:t>.</w:t>
-      </w:r>
-      <w:r>
-        <w:fldChar w:fldCharType="begin"/>
-      </w:r>
-      <w:r>
-        <w:instrText xml:space="preserve"> SEQ rys. \* ARABIC \s 1 </w:instrText>
-      </w:r>
-      <w:r>
-        <w:fldChar w:fldCharType="separate"/>
-      </w:r>
-      <w:r>
-        <w:rPr>
-          <w:noProof/>
-        </w:rPr>
-        <w:t>4</w:t>
-      </w:r>
-      <w:r>
-        <w:rPr>
-          <w:noProof/>
-        </w:rPr>
-        <w:fldChar w:fldCharType="end"/>
-      </w:r>
-      <w:bookmarkEnd w:id="20"/>
-      <w:r>
-        <w:t xml:space="preserve"> Zależność mocy wyjściowej od przesunięcia fazowego</w:t>
-      </w:r>
-      <w:r>
-        <w:t>.</w:t>
-      </w:r>
-      <w:bookmarkEnd w:id="21"/>
-    </w:p>
-    <w:p>
-      <w:pPr>
         <w:pStyle w:val="Tekstpodstawowyzwciciem"/>
         <w:sectPr>
           <w:pgSz w:w="11906" w:h="16838"/>
@@ -10460,43 +10134,55 @@
       </w:r>
       <w:r>
         <w:tab/>
-        <w:t xml:space="preserve">H. </w:t>
+        <w:t>„DYREKTYWA  PARLAMENTU  EUROPEJSKIEGO  I  RADY  2014/94/UE  -  z dnia  22  października  2014 r.  -  w sprawie  rozwoju  infrastruktury  paliw  alternatywnych  -”.</w:t>
+      </w:r>
+    </w:p>
+    <w:p>
+      <w:pPr>
+        <w:pStyle w:val="Bibliografia"/>
+      </w:pPr>
+      <w:r>
+        <w:t>[9]</w:t>
+      </w:r>
+      <w:r>
+        <w:tab/>
+        <w:t>„</w:t>
       </w:r>
       <w:proofErr w:type="spellStart"/>
       <w:r>
-        <w:t>Jeong</w:t>
+        <w:t>Vehicles</w:t>
       </w:r>
       <w:proofErr w:type="spellEnd"/>
       <w:r>
-        <w:t xml:space="preserve">, J. Lee, T. Song, i S. </w:t>
+        <w:t xml:space="preserve"> and </w:t>
       </w:r>
       <w:proofErr w:type="spellStart"/>
       <w:r>
-        <w:t>Choi</w:t>
+        <w:t>fleet</w:t>
       </w:r>
       <w:proofErr w:type="spellEnd"/>
       <w:r>
-        <w:t>, „Three-</w:t>
+        <w:t xml:space="preserve"> | </w:t>
       </w:r>
       <w:proofErr w:type="spellStart"/>
       <w:r>
-        <w:t>phase</w:t>
+        <w:t>European</w:t>
       </w:r>
       <w:proofErr w:type="spellEnd"/>
       <w:r>
-        <w:t xml:space="preserve"> Single-</w:t>
+        <w:t xml:space="preserve"> </w:t>
       </w:r>
       <w:proofErr w:type="spellStart"/>
       <w:r>
-        <w:t>stage</w:t>
+        <w:t>Alternative</w:t>
       </w:r>
       <w:proofErr w:type="spellEnd"/>
       <w:r>
-        <w:t xml:space="preserve"> Bi-</w:t>
+        <w:t xml:space="preserve"> </w:t>
       </w:r>
       <w:proofErr w:type="spellStart"/>
       <w:r>
-        <w:t>directional</w:t>
+        <w:t>Fuels</w:t>
       </w:r>
       <w:proofErr w:type="spellEnd"/>
       <w:r>
@@ -10504,85 +10190,11 @@
       </w:r>
       <w:proofErr w:type="spellStart"/>
       <w:r>
-        <w:t>Electrolytic</w:t>
+        <w:t>Observatory</w:t>
       </w:r>
       <w:proofErr w:type="spellEnd"/>
       <w:r>
-        <w:t xml:space="preserve"> </w:t>
-      </w:r>
-      <w:proofErr w:type="spellStart"/>
-      <w:r>
-        <w:t>Capacitor</w:t>
-      </w:r>
-      <w:proofErr w:type="spellEnd"/>
-      <w:r>
-        <w:t xml:space="preserve">-less AC-DC </w:t>
-      </w:r>
-      <w:proofErr w:type="spellStart"/>
-      <w:r>
-        <w:t>converter</w:t>
-      </w:r>
-      <w:proofErr w:type="spellEnd"/>
-      <w:r>
-        <w:t xml:space="preserve"> with minimum </w:t>
-      </w:r>
-      <w:proofErr w:type="spellStart"/>
-      <w:r>
-        <w:t>switch</w:t>
-      </w:r>
-      <w:proofErr w:type="spellEnd"/>
-      <w:r>
-        <w:t xml:space="preserve"> </w:t>
-      </w:r>
-      <w:proofErr w:type="spellStart"/>
-      <w:r>
-        <w:t>count</w:t>
-      </w:r>
-      <w:proofErr w:type="spellEnd"/>
-      <w:r>
-        <w:t xml:space="preserve">”, w </w:t>
-      </w:r>
-      <w:r>
-        <w:rPr>
-          <w:i/>
-          <w:iCs/>
-        </w:rPr>
-        <w:t xml:space="preserve">2021 IEEE 12th Energy Conversion </w:t>
-      </w:r>
-      <w:proofErr w:type="spellStart"/>
-      <w:r>
-        <w:rPr>
-          <w:i/>
-          <w:iCs/>
-        </w:rPr>
-        <w:t>Congress</w:t>
-      </w:r>
-      <w:proofErr w:type="spellEnd"/>
-      <w:r>
-        <w:rPr>
-          <w:i/>
-          <w:iCs/>
-        </w:rPr>
-        <w:t xml:space="preserve"> &amp; Exposition - Asia (ECCE-Asia)</w:t>
-      </w:r>
-      <w:r>
-        <w:t xml:space="preserve">, </w:t>
-      </w:r>
-      <w:proofErr w:type="spellStart"/>
-      <w:r>
-        <w:t>Singapore</w:t>
-      </w:r>
-      <w:proofErr w:type="spellEnd"/>
-      <w:r>
-        <w:t xml:space="preserve">, </w:t>
-      </w:r>
-      <w:proofErr w:type="spellStart"/>
-      <w:r>
-        <w:t>Singapore</w:t>
-      </w:r>
-      <w:proofErr w:type="spellEnd"/>
-      <w:r>
-        <w:t>: IEEE, maj 2021, s. 2011–2015. doi: 10.1109/ECCE-Asia49820.2021.9479415.</w:t>
+        <w:t>”. Dostęp: 24 marzec 2026. [Online]. Dostępne na: https://alternative-fuels-observatory.ec.europa.eu/transport-mode/road/poland/vehicles-and-fleet</w:t>
       </w:r>
     </w:p>
     <w:p>
@@ -10700,7 +10312,7 @@
         <w:rPr>
           <w:noProof/>
         </w:rPr>
-        <w:instrText xml:space="preserve"> PAGEREF _Toc225101579 \h </w:instrText>
+        <w:instrText xml:space="preserve"> PAGEREF _Toc225272373 \h </w:instrText>
       </w:r>
       <w:r>
         <w:rPr>
@@ -10718,6 +10330,134 @@
           <w:noProof/>
         </w:rPr>
         <w:t>13</w:t>
+      </w:r>
+      <w:r>
+        <w:rPr>
+          <w:noProof/>
+        </w:rPr>
+        <w:fldChar w:fldCharType="end"/>
+      </w:r>
+    </w:p>
+    <w:p>
+      <w:pPr>
+        <w:pStyle w:val="Spisilustracji"/>
+        <w:tabs>
+          <w:tab w:val="right" w:leader="dot" w:pos="9061"/>
+        </w:tabs>
+        <w:rPr>
+          <w:rFonts w:asciiTheme="minorHAnsi" w:eastAsiaTheme="minorEastAsia" w:hAnsiTheme="minorHAnsi" w:cstheme="minorBidi"/>
+          <w:noProof/>
+          <w:kern w:val="2"/>
+          <w:sz w:val="24"/>
+          <w:szCs w:val="24"/>
+          <w:lang w:eastAsia="pl-PL"/>
+          <w14:ligatures w14:val="standardContextual"/>
+        </w:rPr>
+      </w:pPr>
+      <w:r>
+        <w:rPr>
+          <w:noProof/>
+        </w:rPr>
+        <w:t>Rys. 2. 2 Wykres przedstawiający procentowy udział floty samochodów elektrycznych według kraju w Europie w 2024 roku. Opracowanie własne na podstawie danych</w:t>
+      </w:r>
+      <w:r>
+        <w:rPr>
+          <w:noProof/>
+        </w:rPr>
+        <w:tab/>
+      </w:r>
+      <w:r>
+        <w:rPr>
+          <w:noProof/>
+        </w:rPr>
+        <w:fldChar w:fldCharType="begin"/>
+      </w:r>
+      <w:r>
+        <w:rPr>
+          <w:noProof/>
+        </w:rPr>
+        <w:instrText xml:space="preserve"> PAGEREF _Toc225272374 \h </w:instrText>
+      </w:r>
+      <w:r>
+        <w:rPr>
+          <w:noProof/>
+        </w:rPr>
+      </w:r>
+      <w:r>
+        <w:rPr>
+          <w:noProof/>
+        </w:rPr>
+        <w:fldChar w:fldCharType="separate"/>
+      </w:r>
+      <w:r>
+        <w:rPr>
+          <w:noProof/>
+        </w:rPr>
+        <w:t>16</w:t>
+      </w:r>
+      <w:r>
+        <w:rPr>
+          <w:noProof/>
+        </w:rPr>
+        <w:fldChar w:fldCharType="end"/>
+      </w:r>
+    </w:p>
+    <w:p>
+      <w:pPr>
+        <w:pStyle w:val="Spisilustracji"/>
+        <w:tabs>
+          <w:tab w:val="right" w:leader="dot" w:pos="9061"/>
+        </w:tabs>
+        <w:rPr>
+          <w:rFonts w:asciiTheme="minorHAnsi" w:eastAsiaTheme="minorEastAsia" w:hAnsiTheme="minorHAnsi" w:cstheme="minorBidi"/>
+          <w:noProof/>
+          <w:kern w:val="2"/>
+          <w:sz w:val="24"/>
+          <w:szCs w:val="24"/>
+          <w:lang w:eastAsia="pl-PL"/>
+          <w14:ligatures w14:val="standardContextual"/>
+        </w:rPr>
+      </w:pPr>
+      <w:r>
+        <w:rPr>
+          <w:noProof/>
+        </w:rPr>
+        <w:t>Rys. 2. 3 Wykres przedstawiający rozwój floty samochodów elektrycznych w Polsce w 2024 roku. Opracowanie własne na podstawie danych</w:t>
+      </w:r>
+      <w:r>
+        <w:rPr>
+          <w:noProof/>
+        </w:rPr>
+        <w:tab/>
+      </w:r>
+      <w:r>
+        <w:rPr>
+          <w:noProof/>
+        </w:rPr>
+        <w:fldChar w:fldCharType="begin"/>
+      </w:r>
+      <w:r>
+        <w:rPr>
+          <w:noProof/>
+        </w:rPr>
+        <w:instrText xml:space="preserve"> PAGEREF _Toc225272375 \h </w:instrText>
+      </w:r>
+      <w:r>
+        <w:rPr>
+          <w:noProof/>
+        </w:rPr>
+      </w:r>
+      <w:r>
+        <w:rPr>
+          <w:noProof/>
+        </w:rPr>
+        <w:fldChar w:fldCharType="separate"/>
+      </w:r>
+      <w:r>
+        <w:rPr>
+          <w:noProof/>
+        </w:rPr>
+        <w:t>16</w:t>
       </w:r>
       <w:r>
         <w:rPr>
@@ -14916,7 +14656,7 @@
       <w:lvlText w:val="%1.%2.%3."/>
       <w:lvlJc w:val="left"/>
       <w:pPr>
-        <w:ind w:left="9576" w:hanging="504"/>
+        <w:ind w:left="788" w:hanging="504"/>
       </w:pPr>
     </w:lvl>
     <w:lvl w:ilvl="3">
@@ -14975,6 +14715,119 @@
     </w:lvl>
   </w:abstractNum>
   <w:abstractNum w:abstractNumId="35" w15:restartNumberingAfterBreak="0">
+    <w:nsid w:val="5653795B"/>
+    <w:multiLevelType w:val="hybridMultilevel"/>
+    <w:tmpl w:val="DB421362"/>
+    <w:lvl w:ilvl="0" w:tplc="04150001">
+      <w:start w:val="1"/>
+      <w:numFmt w:val="bullet"/>
+      <w:lvlText w:val=""/>
+      <w:lvlJc w:val="left"/>
+      <w:pPr>
+        <w:ind w:left="720" w:hanging="360"/>
+      </w:pPr>
+      <w:rPr>
+        <w:rFonts w:ascii="Symbol" w:hAnsi="Symbol" w:hint="default"/>
+      </w:rPr>
+    </w:lvl>
+    <w:lvl w:ilvl="1" w:tplc="04150003" w:tentative="1">
+      <w:start w:val="1"/>
+      <w:numFmt w:val="bullet"/>
+      <w:lvlText w:val="o"/>
+      <w:lvlJc w:val="left"/>
+      <w:pPr>
+        <w:ind w:left="1440" w:hanging="360"/>
+      </w:pPr>
+      <w:rPr>
+        <w:rFonts w:ascii="Courier New" w:hAnsi="Courier New" w:cs="Courier New" w:hint="default"/>
+      </w:rPr>
+    </w:lvl>
+    <w:lvl w:ilvl="2" w:tplc="04150005" w:tentative="1">
+      <w:start w:val="1"/>
+      <w:numFmt w:val="bullet"/>
+      <w:lvlText w:val=""/>
+      <w:lvlJc w:val="left"/>
+      <w:pPr>
+        <w:ind w:left="2160" w:hanging="360"/>
+      </w:pPr>
+      <w:rPr>
+        <w:rFonts w:ascii="Wingdings" w:hAnsi="Wingdings" w:hint="default"/>
+      </w:rPr>
+    </w:lvl>
+    <w:lvl w:ilvl="3" w:tplc="04150001" w:tentative="1">
+      <w:start w:val="1"/>
+      <w:numFmt w:val="bullet"/>
+      <w:lvlText w:val=""/>
+      <w:lvlJc w:val="left"/>
+      <w:pPr>
+        <w:ind w:left="2880" w:hanging="360"/>
+      </w:pPr>
+      <w:rPr>
+        <w:rFonts w:ascii="Symbol" w:hAnsi="Symbol" w:hint="default"/>
+      </w:rPr>
+    </w:lvl>
+    <w:lvl w:ilvl="4" w:tplc="04150003" w:tentative="1">
+      <w:start w:val="1"/>
+      <w:numFmt w:val="bullet"/>
+      <w:lvlText w:val="o"/>
+      <w:lvlJc w:val="left"/>
+      <w:pPr>
+        <w:ind w:left="3600" w:hanging="360"/>
+      </w:pPr>
+      <w:rPr>
+        <w:rFonts w:ascii="Courier New" w:hAnsi="Courier New" w:cs="Courier New" w:hint="default"/>
+      </w:rPr>
+    </w:lvl>
+    <w:lvl w:ilvl="5" w:tplc="04150005" w:tentative="1">
+      <w:start w:val="1"/>
+      <w:numFmt w:val="bullet"/>
+      <w:lvlText w:val=""/>
+      <w:lvlJc w:val="left"/>
+      <w:pPr>
+        <w:ind w:left="4320" w:hanging="360"/>
+      </w:pPr>
+      <w:rPr>
+        <w:rFonts w:ascii="Wingdings" w:hAnsi="Wingdings" w:hint="default"/>
+      </w:rPr>
+    </w:lvl>
+    <w:lvl w:ilvl="6" w:tplc="04150001" w:tentative="1">
+      <w:start w:val="1"/>
+      <w:numFmt w:val="bullet"/>
+      <w:lvlText w:val=""/>
+      <w:lvlJc w:val="left"/>
+      <w:pPr>
+        <w:ind w:left="5040" w:hanging="360"/>
+      </w:pPr>
+      <w:rPr>
+        <w:rFonts w:ascii="Symbol" w:hAnsi="Symbol" w:hint="default"/>
+      </w:rPr>
+    </w:lvl>
+    <w:lvl w:ilvl="7" w:tplc="04150003" w:tentative="1">
+      <w:start w:val="1"/>
+      <w:numFmt w:val="bullet"/>
+      <w:lvlText w:val="o"/>
+      <w:lvlJc w:val="left"/>
+      <w:pPr>
+        <w:ind w:left="5760" w:hanging="360"/>
+      </w:pPr>
+      <w:rPr>
+        <w:rFonts w:ascii="Courier New" w:hAnsi="Courier New" w:cs="Courier New" w:hint="default"/>
+      </w:rPr>
+    </w:lvl>
+    <w:lvl w:ilvl="8" w:tplc="04150005" w:tentative="1">
+      <w:start w:val="1"/>
+      <w:numFmt w:val="bullet"/>
+      <w:lvlText w:val=""/>
+      <w:lvlJc w:val="left"/>
+      <w:pPr>
+        <w:ind w:left="6480" w:hanging="360"/>
+      </w:pPr>
+      <w:rPr>
+        <w:rFonts w:ascii="Wingdings" w:hAnsi="Wingdings" w:hint="default"/>
+      </w:rPr>
+    </w:lvl>
+  </w:abstractNum>
+  <w:abstractNum w:abstractNumId="36" w15:restartNumberingAfterBreak="0">
     <w:nsid w:val="583D5C66"/>
     <w:multiLevelType w:val="multilevel"/>
     <w:tmpl w:val="BF1AD69E"/>
@@ -15087,7 +14940,7 @@
       </w:rPr>
     </w:lvl>
   </w:abstractNum>
-  <w:abstractNum w:abstractNumId="36" w15:restartNumberingAfterBreak="0">
+  <w:abstractNum w:abstractNumId="37" w15:restartNumberingAfterBreak="0">
     <w:nsid w:val="5A6F2B06"/>
     <w:multiLevelType w:val="hybridMultilevel"/>
     <w:tmpl w:val="A59CC260"/>
@@ -15200,7 +15053,7 @@
       </w:rPr>
     </w:lvl>
   </w:abstractNum>
-  <w:abstractNum w:abstractNumId="37" w15:restartNumberingAfterBreak="0">
+  <w:abstractNum w:abstractNumId="38" w15:restartNumberingAfterBreak="0">
     <w:nsid w:val="5B936BA5"/>
     <w:multiLevelType w:val="hybridMultilevel"/>
     <w:tmpl w:val="C9B6FECE"/>
@@ -15313,7 +15166,7 @@
       </w:rPr>
     </w:lvl>
   </w:abstractNum>
-  <w:abstractNum w:abstractNumId="38" w15:restartNumberingAfterBreak="0">
+  <w:abstractNum w:abstractNumId="39" w15:restartNumberingAfterBreak="0">
     <w:nsid w:val="5D3E5997"/>
     <w:multiLevelType w:val="hybridMultilevel"/>
     <w:tmpl w:val="71F8B22E"/>
@@ -15426,7 +15279,7 @@
       </w:rPr>
     </w:lvl>
   </w:abstractNum>
-  <w:abstractNum w:abstractNumId="39" w15:restartNumberingAfterBreak="0">
+  <w:abstractNum w:abstractNumId="40" w15:restartNumberingAfterBreak="0">
     <w:nsid w:val="5D8D3375"/>
     <w:multiLevelType w:val="hybridMultilevel"/>
     <w:tmpl w:val="8D6AC6DE"/>
@@ -15539,7 +15392,7 @@
       </w:rPr>
     </w:lvl>
   </w:abstractNum>
-  <w:abstractNum w:abstractNumId="40" w15:restartNumberingAfterBreak="0">
+  <w:abstractNum w:abstractNumId="41" w15:restartNumberingAfterBreak="0">
     <w:nsid w:val="5DF82BAB"/>
     <w:multiLevelType w:val="multilevel"/>
     <w:tmpl w:val="BF1AD69E"/>
@@ -15652,7 +15505,7 @@
       </w:rPr>
     </w:lvl>
   </w:abstractNum>
-  <w:abstractNum w:abstractNumId="41" w15:restartNumberingAfterBreak="0">
+  <w:abstractNum w:abstractNumId="42" w15:restartNumberingAfterBreak="0">
     <w:nsid w:val="5E650EC2"/>
     <w:multiLevelType w:val="hybridMultilevel"/>
     <w:tmpl w:val="A1B2AACC"/>
@@ -15765,7 +15618,7 @@
       </w:rPr>
     </w:lvl>
   </w:abstractNum>
-  <w:abstractNum w:abstractNumId="42" w15:restartNumberingAfterBreak="0">
+  <w:abstractNum w:abstractNumId="43" w15:restartNumberingAfterBreak="0">
     <w:nsid w:val="5F2E4219"/>
     <w:multiLevelType w:val="hybridMultilevel"/>
     <w:tmpl w:val="DB5615BC"/>
@@ -15878,7 +15731,7 @@
       </w:rPr>
     </w:lvl>
   </w:abstractNum>
-  <w:abstractNum w:abstractNumId="43" w15:restartNumberingAfterBreak="0">
+  <w:abstractNum w:abstractNumId="44" w15:restartNumberingAfterBreak="0">
     <w:nsid w:val="60B8399F"/>
     <w:multiLevelType w:val="multilevel"/>
     <w:tmpl w:val="B0ECFCDA"/>
@@ -15991,7 +15844,7 @@
       </w:rPr>
     </w:lvl>
   </w:abstractNum>
-  <w:abstractNum w:abstractNumId="44" w15:restartNumberingAfterBreak="0">
+  <w:abstractNum w:abstractNumId="45" w15:restartNumberingAfterBreak="0">
     <w:nsid w:val="637D07A2"/>
     <w:multiLevelType w:val="hybridMultilevel"/>
     <w:tmpl w:val="E5DCCDD2"/>
@@ -16104,7 +15957,7 @@
       </w:rPr>
     </w:lvl>
   </w:abstractNum>
-  <w:abstractNum w:abstractNumId="45" w15:restartNumberingAfterBreak="0">
+  <w:abstractNum w:abstractNumId="46" w15:restartNumberingAfterBreak="0">
     <w:nsid w:val="64206496"/>
     <w:multiLevelType w:val="hybridMultilevel"/>
     <w:tmpl w:val="CE948230"/>
@@ -16217,7 +16070,7 @@
       </w:rPr>
     </w:lvl>
   </w:abstractNum>
-  <w:abstractNum w:abstractNumId="46" w15:restartNumberingAfterBreak="0">
+  <w:abstractNum w:abstractNumId="47" w15:restartNumberingAfterBreak="0">
     <w:nsid w:val="6B556541"/>
     <w:multiLevelType w:val="multilevel"/>
     <w:tmpl w:val="81B436D2"/>
@@ -16330,7 +16183,7 @@
       </w:rPr>
     </w:lvl>
   </w:abstractNum>
-  <w:abstractNum w:abstractNumId="47" w15:restartNumberingAfterBreak="0">
+  <w:abstractNum w:abstractNumId="48" w15:restartNumberingAfterBreak="0">
     <w:nsid w:val="6B5A3209"/>
     <w:multiLevelType w:val="hybridMultilevel"/>
     <w:tmpl w:val="90DCCF76"/>
@@ -16443,7 +16296,7 @@
       </w:rPr>
     </w:lvl>
   </w:abstractNum>
-  <w:abstractNum w:abstractNumId="48" w15:restartNumberingAfterBreak="0">
+  <w:abstractNum w:abstractNumId="49" w15:restartNumberingAfterBreak="0">
     <w:nsid w:val="6D8851FE"/>
     <w:multiLevelType w:val="hybridMultilevel"/>
     <w:tmpl w:val="ACBE86C6"/>
@@ -16533,7 +16386,7 @@
       </w:pPr>
     </w:lvl>
   </w:abstractNum>
-  <w:abstractNum w:abstractNumId="49" w15:restartNumberingAfterBreak="0">
+  <w:abstractNum w:abstractNumId="50" w15:restartNumberingAfterBreak="0">
     <w:nsid w:val="720756FF"/>
     <w:multiLevelType w:val="multilevel"/>
     <w:tmpl w:val="BF1AD69E"/>
@@ -16646,7 +16499,7 @@
       </w:rPr>
     </w:lvl>
   </w:abstractNum>
-  <w:abstractNum w:abstractNumId="50" w15:restartNumberingAfterBreak="0">
+  <w:abstractNum w:abstractNumId="51" w15:restartNumberingAfterBreak="0">
     <w:nsid w:val="763A5D68"/>
     <w:multiLevelType w:val="hybridMultilevel"/>
     <w:tmpl w:val="4CC818B0"/>
@@ -16759,7 +16612,7 @@
       </w:rPr>
     </w:lvl>
   </w:abstractNum>
-  <w:abstractNum w:abstractNumId="51" w15:restartNumberingAfterBreak="0">
+  <w:abstractNum w:abstractNumId="52" w15:restartNumberingAfterBreak="0">
     <w:nsid w:val="793B1BA1"/>
     <w:multiLevelType w:val="hybridMultilevel"/>
     <w:tmpl w:val="56C07916"/>
@@ -16872,7 +16725,7 @@
       </w:rPr>
     </w:lvl>
   </w:abstractNum>
-  <w:abstractNum w:abstractNumId="52" w15:restartNumberingAfterBreak="0">
+  <w:abstractNum w:abstractNumId="53" w15:restartNumberingAfterBreak="0">
     <w:nsid w:val="7A5D0B1C"/>
     <w:multiLevelType w:val="hybridMultilevel"/>
     <w:tmpl w:val="EB0E03AC"/>
@@ -16985,7 +16838,7 @@
       </w:rPr>
     </w:lvl>
   </w:abstractNum>
-  <w:abstractNum w:abstractNumId="53" w15:restartNumberingAfterBreak="0">
+  <w:abstractNum w:abstractNumId="54" w15:restartNumberingAfterBreak="0">
     <w:nsid w:val="7BCD4113"/>
     <w:multiLevelType w:val="hybridMultilevel"/>
     <w:tmpl w:val="4DAC56AC"/>
@@ -17102,7 +16955,7 @@
     <w:abstractNumId w:val="34"/>
   </w:num>
   <w:num w:numId="2" w16cid:durableId="1781409958">
-    <w:abstractNumId w:val="48"/>
+    <w:abstractNumId w:val="49"/>
   </w:num>
   <w:num w:numId="3" w16cid:durableId="1971277040">
     <w:abstractNumId w:val="25"/>
@@ -17111,7 +16964,7 @@
     <w:abstractNumId w:val="31"/>
   </w:num>
   <w:num w:numId="5" w16cid:durableId="1301812317">
-    <w:abstractNumId w:val="37"/>
+    <w:abstractNumId w:val="38"/>
   </w:num>
   <w:num w:numId="6" w16cid:durableId="823739012">
     <w:abstractNumId w:val="6"/>
@@ -17120,7 +16973,7 @@
     <w:abstractNumId w:val="16"/>
   </w:num>
   <w:num w:numId="8" w16cid:durableId="1410497590">
-    <w:abstractNumId w:val="45"/>
+    <w:abstractNumId w:val="46"/>
   </w:num>
   <w:num w:numId="9" w16cid:durableId="408625584">
     <w:abstractNumId w:val="13"/>
@@ -17144,7 +16997,7 @@
     <w:abstractNumId w:val="8"/>
   </w:num>
   <w:num w:numId="16" w16cid:durableId="833106684">
-    <w:abstractNumId w:val="46"/>
+    <w:abstractNumId w:val="47"/>
   </w:num>
   <w:num w:numId="17" w16cid:durableId="1630549508">
     <w:abstractNumId w:val="10"/>
@@ -17162,7 +17015,7 @@
     <w:abstractNumId w:val="17"/>
   </w:num>
   <w:num w:numId="22" w16cid:durableId="37901296">
-    <w:abstractNumId w:val="40"/>
+    <w:abstractNumId w:val="41"/>
   </w:num>
   <w:num w:numId="23" w16cid:durableId="74055761">
     <w:abstractNumId w:val="15"/>
@@ -17171,10 +17024,10 @@
     <w:abstractNumId w:val="19"/>
   </w:num>
   <w:num w:numId="25" w16cid:durableId="1170871680">
-    <w:abstractNumId w:val="52"/>
+    <w:abstractNumId w:val="53"/>
   </w:num>
   <w:num w:numId="26" w16cid:durableId="1383558044">
-    <w:abstractNumId w:val="53"/>
+    <w:abstractNumId w:val="54"/>
   </w:num>
   <w:num w:numId="27" w16cid:durableId="1958103193">
     <w:abstractNumId w:val="33"/>
@@ -17183,19 +17036,19 @@
     <w:abstractNumId w:val="18"/>
   </w:num>
   <w:num w:numId="29" w16cid:durableId="866793479">
-    <w:abstractNumId w:val="49"/>
+    <w:abstractNumId w:val="50"/>
   </w:num>
   <w:num w:numId="30" w16cid:durableId="1673406832">
-    <w:abstractNumId w:val="43"/>
+    <w:abstractNumId w:val="44"/>
   </w:num>
   <w:num w:numId="31" w16cid:durableId="31391931">
-    <w:abstractNumId w:val="35"/>
+    <w:abstractNumId w:val="36"/>
   </w:num>
   <w:num w:numId="32" w16cid:durableId="1673559715">
     <w:abstractNumId w:val="11"/>
   </w:num>
   <w:num w:numId="33" w16cid:durableId="593517562">
-    <w:abstractNumId w:val="38"/>
+    <w:abstractNumId w:val="39"/>
   </w:num>
   <w:num w:numId="34" w16cid:durableId="2129084243">
     <w:abstractNumId w:val="20"/>
@@ -17237,7 +17090,7 @@
     <w:abstractNumId w:val="32"/>
   </w:num>
   <w:num w:numId="38" w16cid:durableId="840659223">
-    <w:abstractNumId w:val="47"/>
+    <w:abstractNumId w:val="48"/>
   </w:num>
   <w:num w:numId="39" w16cid:durableId="1269043550">
     <w:abstractNumId w:val="0"/>
@@ -17249,19 +17102,19 @@
     <w:abstractNumId w:val="7"/>
   </w:num>
   <w:num w:numId="42" w16cid:durableId="751510725">
-    <w:abstractNumId w:val="36"/>
+    <w:abstractNumId w:val="37"/>
   </w:num>
   <w:num w:numId="43" w16cid:durableId="1107194136">
-    <w:abstractNumId w:val="51"/>
+    <w:abstractNumId w:val="52"/>
   </w:num>
   <w:num w:numId="44" w16cid:durableId="1416635272">
-    <w:abstractNumId w:val="44"/>
+    <w:abstractNumId w:val="45"/>
   </w:num>
   <w:num w:numId="45" w16cid:durableId="1132790118">
     <w:abstractNumId w:val="28"/>
   </w:num>
   <w:num w:numId="46" w16cid:durableId="1692757095">
-    <w:abstractNumId w:val="50"/>
+    <w:abstractNumId w:val="51"/>
   </w:num>
   <w:num w:numId="47" w16cid:durableId="1722703271">
     <w:abstractNumId w:val="14"/>
@@ -17273,10 +17126,10 @@
     <w:abstractNumId w:val="21"/>
   </w:num>
   <w:num w:numId="50" w16cid:durableId="1835609419">
-    <w:abstractNumId w:val="39"/>
+    <w:abstractNumId w:val="40"/>
   </w:num>
   <w:num w:numId="51" w16cid:durableId="243489987">
-    <w:abstractNumId w:val="42"/>
+    <w:abstractNumId w:val="43"/>
   </w:num>
   <w:num w:numId="52" w16cid:durableId="1612780256">
     <w:abstractNumId w:val="29"/>
@@ -17288,7 +17141,10 @@
     <w:abstractNumId w:val="4"/>
   </w:num>
   <w:num w:numId="55" w16cid:durableId="471682532">
-    <w:abstractNumId w:val="41"/>
+    <w:abstractNumId w:val="42"/>
+  </w:num>
+  <w:num w:numId="56" w16cid:durableId="1348487968">
+    <w:abstractNumId w:val="35"/>
   </w:num>
   <w:numIdMacAtCleanup w:val="15"/>
 </w:numbering>
@@ -19063,1023 +18919,6 @@
 </w:styles>
 </file>
 
-<file path=word/charts/chart1.xml><?xml version="1.0" encoding="utf-8"?>
-<c:chartSpace xmlns:c="http://schemas.openxmlformats.org/drawingml/2006/chart" xmlns:a="http://schemas.openxmlformats.org/drawingml/2006/main" xmlns:r="http://schemas.openxmlformats.org/officeDocument/2006/relationships" xmlns:c16r2="http://schemas.microsoft.com/office/drawing/2015/06/chart">
-  <c:date1904 val="0"/>
-  <c:lang val="pl-PL"/>
-  <c:roundedCorners val="0"/>
-  <mc:AlternateContent xmlns:mc="http://schemas.openxmlformats.org/markup-compatibility/2006">
-    <mc:Choice xmlns:c14="http://schemas.microsoft.com/office/drawing/2007/8/2/chart" Requires="c14">
-      <c14:style val="102"/>
-    </mc:Choice>
-    <mc:Fallback>
-      <c:style val="2"/>
-    </mc:Fallback>
-  </mc:AlternateContent>
-  <c:chart>
-    <c:autoTitleDeleted val="1"/>
-    <c:plotArea>
-      <c:layout/>
-      <c:scatterChart>
-        <c:scatterStyle val="lineMarker"/>
-        <c:varyColors val="0"/>
-        <c:ser>
-          <c:idx val="0"/>
-          <c:order val="0"/>
-          <c:spPr>
-            <a:ln w="38100" cap="rnd">
-              <a:noFill/>
-              <a:round/>
-            </a:ln>
-            <a:effectLst/>
-          </c:spPr>
-          <c:marker>
-            <c:symbol val="circle"/>
-            <c:size val="5"/>
-            <c:spPr>
-              <a:solidFill>
-                <a:schemeClr val="accent1"/>
-              </a:solidFill>
-              <a:ln w="9525">
-                <a:solidFill>
-                  <a:schemeClr val="accent1"/>
-                </a:solidFill>
-              </a:ln>
-              <a:effectLst/>
-            </c:spPr>
-          </c:marker>
-          <c:trendline>
-            <c:spPr>
-              <a:ln w="19050" cap="rnd">
-                <a:solidFill>
-                  <a:schemeClr val="accent1"/>
-                </a:solidFill>
-                <a:prstDash val="sysDot"/>
-              </a:ln>
-              <a:effectLst/>
-            </c:spPr>
-            <c:trendlineType val="poly"/>
-            <c:order val="3"/>
-            <c:dispRSqr val="0"/>
-            <c:dispEq val="0"/>
-          </c:trendline>
-          <c:xVal>
-            <c:numRef>
-              <c:f>[1]Arkusz1!$J$7:$J$18</c:f>
-              <c:numCache>
-                <c:formatCode>General</c:formatCode>
-                <c:ptCount val="12"/>
-                <c:pt idx="0">
-                  <c:v>-5.9969582557026169E-2</c:v>
-                </c:pt>
-                <c:pt idx="1">
-                  <c:v>-9.9949304261710295E-2</c:v>
-                </c:pt>
-                <c:pt idx="2">
-                  <c:v>-0.11993916511405234</c:v>
-                </c:pt>
-                <c:pt idx="3">
-                  <c:v>-0.2498732606542757</c:v>
-                </c:pt>
-                <c:pt idx="4">
-                  <c:v>-0.35981749534215701</c:v>
-                </c:pt>
-                <c:pt idx="5">
-                  <c:v>-0.49974652130855141</c:v>
-                </c:pt>
-                <c:pt idx="6">
-                  <c:v>5.9969582557026169E-2</c:v>
-                </c:pt>
-                <c:pt idx="7">
-                  <c:v>9.9949304261710295E-2</c:v>
-                </c:pt>
-                <c:pt idx="8">
-                  <c:v>0.11993916511405234</c:v>
-                </c:pt>
-                <c:pt idx="9">
-                  <c:v>0.2498732606542757</c:v>
-                </c:pt>
-                <c:pt idx="10">
-                  <c:v>0.35981749534215701</c:v>
-                </c:pt>
-                <c:pt idx="11">
-                  <c:v>0.49974652130855141</c:v>
-                </c:pt>
-              </c:numCache>
-            </c:numRef>
-          </c:xVal>
-          <c:yVal>
-            <c:numRef>
-              <c:f>[1]Arkusz1!$K$7:$K$18</c:f>
-              <c:numCache>
-                <c:formatCode>General</c:formatCode>
-                <c:ptCount val="12"/>
-                <c:pt idx="0">
-                  <c:v>-0.44</c:v>
-                </c:pt>
-                <c:pt idx="1">
-                  <c:v>-1</c:v>
-                </c:pt>
-                <c:pt idx="2">
-                  <c:v>-1.23</c:v>
-                </c:pt>
-                <c:pt idx="3">
-                  <c:v>-2.54</c:v>
-                </c:pt>
-                <c:pt idx="4">
-                  <c:v>-2.78</c:v>
-                </c:pt>
-                <c:pt idx="5">
-                  <c:v>-2.08</c:v>
-                </c:pt>
-                <c:pt idx="6">
-                  <c:v>0.44</c:v>
-                </c:pt>
-                <c:pt idx="7">
-                  <c:v>1</c:v>
-                </c:pt>
-                <c:pt idx="8">
-                  <c:v>1.23</c:v>
-                </c:pt>
-                <c:pt idx="9">
-                  <c:v>2.54</c:v>
-                </c:pt>
-                <c:pt idx="10">
-                  <c:v>2.78</c:v>
-                </c:pt>
-                <c:pt idx="11">
-                  <c:v>2.08</c:v>
-                </c:pt>
-              </c:numCache>
-            </c:numRef>
-          </c:yVal>
-          <c:smooth val="0"/>
-          <c:extLst>
-            <c:ext xmlns:c16="http://schemas.microsoft.com/office/drawing/2014/chart" uri="{C3380CC4-5D6E-409C-BE32-E72D297353CC}">
-              <c16:uniqueId val="{00000000-7E5C-412B-8354-E4ADA4245528}"/>
-            </c:ext>
-          </c:extLst>
-        </c:ser>
-        <c:dLbls>
-          <c:showLegendKey val="0"/>
-          <c:showVal val="0"/>
-          <c:showCatName val="0"/>
-          <c:showSerName val="0"/>
-          <c:showPercent val="0"/>
-          <c:showBubbleSize val="0"/>
-        </c:dLbls>
-        <c:axId val="1908083152"/>
-        <c:axId val="90152112"/>
-      </c:scatterChart>
-      <c:valAx>
-        <c:axId val="1908083152"/>
-        <c:scaling>
-          <c:orientation val="minMax"/>
-        </c:scaling>
-        <c:delete val="0"/>
-        <c:axPos val="b"/>
-        <c:majorGridlines>
-          <c:spPr>
-            <a:ln w="9525" cap="flat" cmpd="sng" algn="ctr">
-              <a:solidFill>
-                <a:schemeClr val="tx1">
-                  <a:lumMod val="15000"/>
-                  <a:lumOff val="85000"/>
-                </a:schemeClr>
-              </a:solidFill>
-              <a:round/>
-            </a:ln>
-            <a:effectLst/>
-          </c:spPr>
-        </c:majorGridlines>
-        <c:title>
-          <c:tx>
-            <c:rich>
-              <a:bodyPr rot="0" spcFirstLastPara="1" vertOverflow="ellipsis" vert="horz" wrap="square" anchor="ctr" anchorCtr="1"/>
-              <a:lstStyle/>
-              <a:p>
-                <a:pPr>
-                  <a:defRPr sz="1000" b="0" i="0" u="none" strike="noStrike" kern="1200" baseline="0">
-                    <a:solidFill>
-                      <a:schemeClr val="tx1">
-                        <a:lumMod val="65000"/>
-                        <a:lumOff val="35000"/>
-                      </a:schemeClr>
-                    </a:solidFill>
-                    <a:latin typeface="+mn-lt"/>
-                    <a:ea typeface="+mn-ea"/>
-                    <a:cs typeface="+mn-cs"/>
-                  </a:defRPr>
-                </a:pPr>
-                <a:r>
-                  <a:rPr lang="pl-PL"/>
-                  <a:t>przesunięcie faowe[rad]</a:t>
-                </a:r>
-              </a:p>
-            </c:rich>
-          </c:tx>
-          <c:overlay val="0"/>
-          <c:spPr>
-            <a:noFill/>
-            <a:ln>
-              <a:noFill/>
-            </a:ln>
-            <a:effectLst/>
-          </c:spPr>
-          <c:txPr>
-            <a:bodyPr rot="0" spcFirstLastPara="1" vertOverflow="ellipsis" vert="horz" wrap="square" anchor="ctr" anchorCtr="1"/>
-            <a:lstStyle/>
-            <a:p>
-              <a:pPr>
-                <a:defRPr sz="1000" b="0" i="0" u="none" strike="noStrike" kern="1200" baseline="0">
-                  <a:solidFill>
-                    <a:schemeClr val="tx1">
-                      <a:lumMod val="65000"/>
-                      <a:lumOff val="35000"/>
-                    </a:schemeClr>
-                  </a:solidFill>
-                  <a:latin typeface="+mn-lt"/>
-                  <a:ea typeface="+mn-ea"/>
-                  <a:cs typeface="+mn-cs"/>
-                </a:defRPr>
-              </a:pPr>
-              <a:endParaRPr lang="pl-PL"/>
-            </a:p>
-          </c:txPr>
-        </c:title>
-        <c:numFmt formatCode="General\π\ " sourceLinked="0"/>
-        <c:majorTickMark val="none"/>
-        <c:minorTickMark val="none"/>
-        <c:tickLblPos val="nextTo"/>
-        <c:spPr>
-          <a:noFill/>
-          <a:ln w="9525" cap="flat" cmpd="sng" algn="ctr">
-            <a:solidFill>
-              <a:schemeClr val="tx1">
-                <a:lumMod val="25000"/>
-                <a:lumOff val="75000"/>
-              </a:schemeClr>
-            </a:solidFill>
-            <a:round/>
-          </a:ln>
-          <a:effectLst/>
-        </c:spPr>
-        <c:txPr>
-          <a:bodyPr rot="-60000000" spcFirstLastPara="1" vertOverflow="ellipsis" vert="horz" wrap="square" anchor="ctr" anchorCtr="1"/>
-          <a:lstStyle/>
-          <a:p>
-            <a:pPr>
-              <a:defRPr sz="900" b="0" i="0" u="none" strike="noStrike" kern="1200" baseline="0">
-                <a:solidFill>
-                  <a:schemeClr val="tx1">
-                    <a:lumMod val="65000"/>
-                    <a:lumOff val="35000"/>
-                  </a:schemeClr>
-                </a:solidFill>
-                <a:latin typeface="+mn-lt"/>
-                <a:ea typeface="+mn-ea"/>
-                <a:cs typeface="+mn-cs"/>
-              </a:defRPr>
-            </a:pPr>
-            <a:endParaRPr lang="pl-PL"/>
-          </a:p>
-        </c:txPr>
-        <c:crossAx val="90152112"/>
-        <c:crosses val="autoZero"/>
-        <c:crossBetween val="midCat"/>
-        <c:majorUnit val="0.25"/>
-      </c:valAx>
-      <c:valAx>
-        <c:axId val="90152112"/>
-        <c:scaling>
-          <c:orientation val="minMax"/>
-        </c:scaling>
-        <c:delete val="0"/>
-        <c:axPos val="l"/>
-        <c:majorGridlines>
-          <c:spPr>
-            <a:ln w="9525" cap="flat" cmpd="sng" algn="ctr">
-              <a:solidFill>
-                <a:schemeClr val="tx1">
-                  <a:lumMod val="15000"/>
-                  <a:lumOff val="85000"/>
-                </a:schemeClr>
-              </a:solidFill>
-              <a:round/>
-            </a:ln>
-            <a:effectLst/>
-          </c:spPr>
-        </c:majorGridlines>
-        <c:title>
-          <c:tx>
-            <c:rich>
-              <a:bodyPr rot="-5400000" spcFirstLastPara="1" vertOverflow="ellipsis" vert="horz" wrap="square" anchor="ctr" anchorCtr="1"/>
-              <a:lstStyle/>
-              <a:p>
-                <a:pPr>
-                  <a:defRPr sz="1000" b="0" i="0" u="none" strike="noStrike" kern="1200" baseline="0">
-                    <a:solidFill>
-                      <a:schemeClr val="tx1">
-                        <a:lumMod val="65000"/>
-                        <a:lumOff val="35000"/>
-                      </a:schemeClr>
-                    </a:solidFill>
-                    <a:latin typeface="+mn-lt"/>
-                    <a:ea typeface="+mn-ea"/>
-                    <a:cs typeface="+mn-cs"/>
-                  </a:defRPr>
-                </a:pPr>
-                <a:r>
-                  <a:rPr lang="pl-PL"/>
-                  <a:t>Moc[MW]</a:t>
-                </a:r>
-              </a:p>
-            </c:rich>
-          </c:tx>
-          <c:layout>
-            <c:manualLayout>
-              <c:xMode val="edge"/>
-              <c:yMode val="edge"/>
-              <c:x val="1.1111111111111112E-2"/>
-              <c:y val="0.37252721797544591"/>
-            </c:manualLayout>
-          </c:layout>
-          <c:overlay val="0"/>
-          <c:spPr>
-            <a:noFill/>
-            <a:ln>
-              <a:noFill/>
-            </a:ln>
-            <a:effectLst/>
-          </c:spPr>
-          <c:txPr>
-            <a:bodyPr rot="-5400000" spcFirstLastPara="1" vertOverflow="ellipsis" vert="horz" wrap="square" anchor="ctr" anchorCtr="1"/>
-            <a:lstStyle/>
-            <a:p>
-              <a:pPr>
-                <a:defRPr sz="1000" b="0" i="0" u="none" strike="noStrike" kern="1200" baseline="0">
-                  <a:solidFill>
-                    <a:schemeClr val="tx1">
-                      <a:lumMod val="65000"/>
-                      <a:lumOff val="35000"/>
-                    </a:schemeClr>
-                  </a:solidFill>
-                  <a:latin typeface="+mn-lt"/>
-                  <a:ea typeface="+mn-ea"/>
-                  <a:cs typeface="+mn-cs"/>
-                </a:defRPr>
-              </a:pPr>
-              <a:endParaRPr lang="pl-PL"/>
-            </a:p>
-          </c:txPr>
-        </c:title>
-        <c:numFmt formatCode="General" sourceLinked="1"/>
-        <c:majorTickMark val="none"/>
-        <c:minorTickMark val="none"/>
-        <c:tickLblPos val="nextTo"/>
-        <c:spPr>
-          <a:noFill/>
-          <a:ln w="9525" cap="flat" cmpd="sng" algn="ctr">
-            <a:solidFill>
-              <a:schemeClr val="tx1">
-                <a:lumMod val="25000"/>
-                <a:lumOff val="75000"/>
-              </a:schemeClr>
-            </a:solidFill>
-            <a:round/>
-          </a:ln>
-          <a:effectLst/>
-        </c:spPr>
-        <c:txPr>
-          <a:bodyPr rot="-60000000" spcFirstLastPara="1" vertOverflow="ellipsis" vert="horz" wrap="square" anchor="ctr" anchorCtr="1"/>
-          <a:lstStyle/>
-          <a:p>
-            <a:pPr>
-              <a:defRPr sz="900" b="0" i="0" u="none" strike="noStrike" kern="1200" baseline="0">
-                <a:solidFill>
-                  <a:schemeClr val="tx1">
-                    <a:lumMod val="65000"/>
-                    <a:lumOff val="35000"/>
-                  </a:schemeClr>
-                </a:solidFill>
-                <a:latin typeface="+mn-lt"/>
-                <a:ea typeface="+mn-ea"/>
-                <a:cs typeface="+mn-cs"/>
-              </a:defRPr>
-            </a:pPr>
-            <a:endParaRPr lang="pl-PL"/>
-          </a:p>
-        </c:txPr>
-        <c:crossAx val="1908083152"/>
-        <c:crosses val="autoZero"/>
-        <c:crossBetween val="midCat"/>
-      </c:valAx>
-      <c:spPr>
-        <a:noFill/>
-        <a:ln w="25400">
-          <a:noFill/>
-        </a:ln>
-        <a:effectLst/>
-      </c:spPr>
-    </c:plotArea>
-    <c:plotVisOnly val="1"/>
-    <c:dispBlanksAs val="gap"/>
-    <c:showDLblsOverMax val="0"/>
-    <c:extLst>
-      <c:ext xmlns:c16r3="http://schemas.microsoft.com/office/drawing/2017/03/chart" uri="{56B9EC1D-385E-4148-901F-78D8002777C0}">
-        <c16r3:dataDisplayOptions16>
-          <c16r3:dispNaAsBlank val="1"/>
-        </c16r3:dataDisplayOptions16>
-      </c:ext>
-    </c:extLst>
-  </c:chart>
-  <c:spPr>
-    <a:solidFill>
-      <a:schemeClr val="bg1"/>
-    </a:solidFill>
-    <a:ln w="9525" cap="flat" cmpd="sng" algn="ctr">
-      <a:solidFill>
-        <a:schemeClr val="tx1">
-          <a:lumMod val="15000"/>
-          <a:lumOff val="85000"/>
-        </a:schemeClr>
-      </a:solidFill>
-      <a:round/>
-    </a:ln>
-    <a:effectLst/>
-  </c:spPr>
-  <c:txPr>
-    <a:bodyPr/>
-    <a:lstStyle/>
-    <a:p>
-      <a:pPr>
-        <a:defRPr/>
-      </a:pPr>
-      <a:endParaRPr lang="pl-PL"/>
-    </a:p>
-  </c:txPr>
-  <c:externalData r:id="rId3">
-    <c:autoUpdate val="0"/>
-  </c:externalData>
-</c:chartSpace>
-</file>
-
-<file path=word/charts/colors1.xml><?xml version="1.0" encoding="utf-8"?>
-<cs:colorStyle xmlns:cs="http://schemas.microsoft.com/office/drawing/2012/chartStyle" xmlns:a="http://schemas.openxmlformats.org/drawingml/2006/main" meth="cycle" id="10">
-  <a:schemeClr val="accent1"/>
-  <a:schemeClr val="accent2"/>
-  <a:schemeClr val="accent3"/>
-  <a:schemeClr val="accent4"/>
-  <a:schemeClr val="accent5"/>
-  <a:schemeClr val="accent6"/>
-  <cs:variation/>
-  <cs:variation>
-    <a:lumMod val="60000"/>
-  </cs:variation>
-  <cs:variation>
-    <a:lumMod val="80000"/>
-    <a:lumOff val="20000"/>
-  </cs:variation>
-  <cs:variation>
-    <a:lumMod val="80000"/>
-  </cs:variation>
-  <cs:variation>
-    <a:lumMod val="60000"/>
-    <a:lumOff val="40000"/>
-  </cs:variation>
-  <cs:variation>
-    <a:lumMod val="50000"/>
-  </cs:variation>
-  <cs:variation>
-    <a:lumMod val="70000"/>
-    <a:lumOff val="30000"/>
-  </cs:variation>
-  <cs:variation>
-    <a:lumMod val="70000"/>
-  </cs:variation>
-  <cs:variation>
-    <a:lumMod val="50000"/>
-    <a:lumOff val="50000"/>
-  </cs:variation>
-</cs:colorStyle>
-</file>
-
-<file path=word/charts/style1.xml><?xml version="1.0" encoding="utf-8"?>
-<cs:chartStyle xmlns:cs="http://schemas.microsoft.com/office/drawing/2012/chartStyle" xmlns:a="http://schemas.openxmlformats.org/drawingml/2006/main" id="240">
-  <cs:axisTitle>
-    <cs:lnRef idx="0"/>
-    <cs:fillRef idx="0"/>
-    <cs:effectRef idx="0"/>
-    <cs:fontRef idx="minor">
-      <a:schemeClr val="tx1">
-        <a:lumMod val="65000"/>
-        <a:lumOff val="35000"/>
-      </a:schemeClr>
-    </cs:fontRef>
-    <cs:defRPr sz="1000" kern="1200"/>
-  </cs:axisTitle>
-  <cs:categoryAxis>
-    <cs:lnRef idx="0"/>
-    <cs:fillRef idx="0"/>
-    <cs:effectRef idx="0"/>
-    <cs:fontRef idx="minor">
-      <a:schemeClr val="tx1">
-        <a:lumMod val="65000"/>
-        <a:lumOff val="35000"/>
-      </a:schemeClr>
-    </cs:fontRef>
-    <cs:spPr>
-      <a:ln w="9525" cap="flat" cmpd="sng" algn="ctr">
-        <a:solidFill>
-          <a:schemeClr val="tx1">
-            <a:lumMod val="25000"/>
-            <a:lumOff val="75000"/>
-          </a:schemeClr>
-        </a:solidFill>
-        <a:round/>
-      </a:ln>
-    </cs:spPr>
-    <cs:defRPr sz="900" kern="1200"/>
-  </cs:categoryAxis>
-  <cs:chartArea mods="allowNoFillOverride allowNoLineOverride">
-    <cs:lnRef idx="0"/>
-    <cs:fillRef idx="0"/>
-    <cs:effectRef idx="0"/>
-    <cs:fontRef idx="minor">
-      <a:schemeClr val="tx1"/>
-    </cs:fontRef>
-    <cs:spPr>
-      <a:solidFill>
-        <a:schemeClr val="bg1"/>
-      </a:solidFill>
-      <a:ln w="9525" cap="flat" cmpd="sng" algn="ctr">
-        <a:solidFill>
-          <a:schemeClr val="tx1">
-            <a:lumMod val="15000"/>
-            <a:lumOff val="85000"/>
-          </a:schemeClr>
-        </a:solidFill>
-        <a:round/>
-      </a:ln>
-    </cs:spPr>
-    <cs:defRPr sz="1000" kern="1200"/>
-  </cs:chartArea>
-  <cs:dataLabel>
-    <cs:lnRef idx="0"/>
-    <cs:fillRef idx="0"/>
-    <cs:effectRef idx="0"/>
-    <cs:fontRef idx="minor">
-      <a:schemeClr val="tx1">
-        <a:lumMod val="75000"/>
-        <a:lumOff val="25000"/>
-      </a:schemeClr>
-    </cs:fontRef>
-    <cs:defRPr sz="900" kern="1200"/>
-  </cs:dataLabel>
-  <cs:dataLabelCallout>
-    <cs:lnRef idx="0"/>
-    <cs:fillRef idx="0"/>
-    <cs:effectRef idx="0"/>
-    <cs:fontRef idx="minor">
-      <a:schemeClr val="dk1">
-        <a:lumMod val="65000"/>
-        <a:lumOff val="35000"/>
-      </a:schemeClr>
-    </cs:fontRef>
-    <cs:spPr>
-      <a:solidFill>
-        <a:schemeClr val="lt1"/>
-      </a:solidFill>
-      <a:ln>
-        <a:solidFill>
-          <a:schemeClr val="dk1">
-            <a:lumMod val="25000"/>
-            <a:lumOff val="75000"/>
-          </a:schemeClr>
-        </a:solidFill>
-      </a:ln>
-    </cs:spPr>
-    <cs:defRPr sz="900" kern="1200"/>
-    <cs:bodyPr rot="0" spcFirstLastPara="1" vertOverflow="clip" horzOverflow="clip" vert="horz" wrap="square" lIns="36576" tIns="18288" rIns="36576" bIns="18288" anchor="ctr" anchorCtr="1">
-      <a:spAutoFit/>
-    </cs:bodyPr>
-  </cs:dataLabelCallout>
-  <cs:dataPoint>
-    <cs:lnRef idx="0"/>
-    <cs:fillRef idx="1">
-      <cs:styleClr val="auto"/>
-    </cs:fillRef>
-    <cs:effectRef idx="0"/>
-    <cs:fontRef idx="minor">
-      <a:schemeClr val="tx1"/>
-    </cs:fontRef>
-  </cs:dataPoint>
-  <cs:dataPoint3D>
-    <cs:lnRef idx="0"/>
-    <cs:fillRef idx="1">
-      <cs:styleClr val="auto"/>
-    </cs:fillRef>
-    <cs:effectRef idx="0"/>
-    <cs:fontRef idx="minor">
-      <a:schemeClr val="tx1"/>
-    </cs:fontRef>
-  </cs:dataPoint3D>
-  <cs:dataPointLine>
-    <cs:lnRef idx="0">
-      <cs:styleClr val="auto"/>
-    </cs:lnRef>
-    <cs:fillRef idx="1"/>
-    <cs:effectRef idx="0"/>
-    <cs:fontRef idx="minor">
-      <a:schemeClr val="tx1"/>
-    </cs:fontRef>
-    <cs:spPr>
-      <a:ln w="19050" cap="rnd">
-        <a:solidFill>
-          <a:schemeClr val="phClr"/>
-        </a:solidFill>
-        <a:round/>
-      </a:ln>
-    </cs:spPr>
-  </cs:dataPointLine>
-  <cs:dataPointMarker>
-    <cs:lnRef idx="0">
-      <cs:styleClr val="auto"/>
-    </cs:lnRef>
-    <cs:fillRef idx="1">
-      <cs:styleClr val="auto"/>
-    </cs:fillRef>
-    <cs:effectRef idx="0"/>
-    <cs:fontRef idx="minor">
-      <a:schemeClr val="tx1"/>
-    </cs:fontRef>
-    <cs:spPr>
-      <a:ln w="9525">
-        <a:solidFill>
-          <a:schemeClr val="phClr"/>
-        </a:solidFill>
-      </a:ln>
-    </cs:spPr>
-  </cs:dataPointMarker>
-  <cs:dataPointMarkerLayout symbol="circle" size="5"/>
-  <cs:dataPointWireframe>
-    <cs:lnRef idx="0">
-      <cs:styleClr val="auto"/>
-    </cs:lnRef>
-    <cs:fillRef idx="0"/>
-    <cs:effectRef idx="0"/>
-    <cs:fontRef idx="minor">
-      <a:schemeClr val="dk1"/>
-    </cs:fontRef>
-    <cs:spPr>
-      <a:ln w="9525" cap="rnd">
-        <a:solidFill>
-          <a:schemeClr val="phClr"/>
-        </a:solidFill>
-        <a:round/>
-      </a:ln>
-    </cs:spPr>
-  </cs:dataPointWireframe>
-  <cs:dataTable>
-    <cs:lnRef idx="0"/>
-    <cs:fillRef idx="0"/>
-    <cs:effectRef idx="0"/>
-    <cs:fontRef idx="minor">
-      <a:schemeClr val="tx1">
-        <a:lumMod val="65000"/>
-        <a:lumOff val="35000"/>
-      </a:schemeClr>
-    </cs:fontRef>
-    <cs:spPr>
-      <a:noFill/>
-      <a:ln w="9525" cap="flat" cmpd="sng" algn="ctr">
-        <a:solidFill>
-          <a:schemeClr val="tx1">
-            <a:lumMod val="15000"/>
-            <a:lumOff val="85000"/>
-          </a:schemeClr>
-        </a:solidFill>
-        <a:round/>
-      </a:ln>
-    </cs:spPr>
-    <cs:defRPr sz="900" kern="1200"/>
-  </cs:dataTable>
-  <cs:downBar>
-    <cs:lnRef idx="0"/>
-    <cs:fillRef idx="0"/>
-    <cs:effectRef idx="0"/>
-    <cs:fontRef idx="minor">
-      <a:schemeClr val="tx1"/>
-    </cs:fontRef>
-    <cs:spPr>
-      <a:solidFill>
-        <a:schemeClr val="dk1">
-          <a:lumMod val="75000"/>
-          <a:lumOff val="25000"/>
-        </a:schemeClr>
-      </a:solidFill>
-      <a:ln w="9525" cap="flat" cmpd="sng" algn="ctr">
-        <a:solidFill>
-          <a:schemeClr val="tx1">
-            <a:lumMod val="65000"/>
-            <a:lumOff val="35000"/>
-          </a:schemeClr>
-        </a:solidFill>
-        <a:round/>
-      </a:ln>
-    </cs:spPr>
-  </cs:downBar>
-  <cs:dropLine>
-    <cs:lnRef idx="0"/>
-    <cs:fillRef idx="0"/>
-    <cs:effectRef idx="0"/>
-    <cs:fontRef idx="minor">
-      <a:schemeClr val="tx1"/>
-    </cs:fontRef>
-    <cs:spPr>
-      <a:ln w="9525" cap="flat" cmpd="sng" algn="ctr">
-        <a:solidFill>
-          <a:schemeClr val="tx1">
-            <a:lumMod val="35000"/>
-            <a:lumOff val="65000"/>
-          </a:schemeClr>
-        </a:solidFill>
-        <a:round/>
-      </a:ln>
-    </cs:spPr>
-  </cs:dropLine>
-  <cs:errorBar>
-    <cs:lnRef idx="0"/>
-    <cs:fillRef idx="0"/>
-    <cs:effectRef idx="0"/>
-    <cs:fontRef idx="minor">
-      <a:schemeClr val="tx1"/>
-    </cs:fontRef>
-    <cs:spPr>
-      <a:ln w="9525" cap="flat" cmpd="sng" algn="ctr">
-        <a:solidFill>
-          <a:schemeClr val="tx1">
-            <a:lumMod val="65000"/>
-            <a:lumOff val="35000"/>
-          </a:schemeClr>
-        </a:solidFill>
-        <a:round/>
-      </a:ln>
-    </cs:spPr>
-  </cs:errorBar>
-  <cs:floor>
-    <cs:lnRef idx="0"/>
-    <cs:fillRef idx="0"/>
-    <cs:effectRef idx="0"/>
-    <cs:fontRef idx="minor">
-      <a:schemeClr val="tx1"/>
-    </cs:fontRef>
-    <cs:spPr>
-      <a:noFill/>
-      <a:ln>
-        <a:noFill/>
-      </a:ln>
-    </cs:spPr>
-  </cs:floor>
-  <cs:gridlineMajor>
-    <cs:lnRef idx="0"/>
-    <cs:fillRef idx="0"/>
-    <cs:effectRef idx="0"/>
-    <cs:fontRef idx="minor">
-      <a:schemeClr val="tx1"/>
-    </cs:fontRef>
-    <cs:spPr>
-      <a:ln w="9525" cap="flat" cmpd="sng" algn="ctr">
-        <a:solidFill>
-          <a:schemeClr val="tx1">
-            <a:lumMod val="15000"/>
-            <a:lumOff val="85000"/>
-          </a:schemeClr>
-        </a:solidFill>
-        <a:round/>
-      </a:ln>
-    </cs:spPr>
-  </cs:gridlineMajor>
-  <cs:gridlineMinor>
-    <cs:lnRef idx="0"/>
-    <cs:fillRef idx="0"/>
-    <cs:effectRef idx="0"/>
-    <cs:fontRef idx="minor">
-      <a:schemeClr val="tx1"/>
-    </cs:fontRef>
-    <cs:spPr>
-      <a:ln w="9525" cap="flat" cmpd="sng" algn="ctr">
-        <a:solidFill>
-          <a:schemeClr val="tx1">
-            <a:lumMod val="5000"/>
-            <a:lumOff val="95000"/>
-          </a:schemeClr>
-        </a:solidFill>
-        <a:round/>
-      </a:ln>
-    </cs:spPr>
-  </cs:gridlineMinor>
-  <cs:hiLoLine>
-    <cs:lnRef idx="0"/>
-    <cs:fillRef idx="0"/>
-    <cs:effectRef idx="0"/>
-    <cs:fontRef idx="minor">
-      <a:schemeClr val="tx1"/>
-    </cs:fontRef>
-    <cs:spPr>
-      <a:ln w="9525" cap="flat" cmpd="sng" algn="ctr">
-        <a:solidFill>
-          <a:schemeClr val="tx1">
-            <a:lumMod val="50000"/>
-            <a:lumOff val="50000"/>
-          </a:schemeClr>
-        </a:solidFill>
-        <a:round/>
-      </a:ln>
-    </cs:spPr>
-  </cs:hiLoLine>
-  <cs:leaderLine>
-    <cs:lnRef idx="0"/>
-    <cs:fillRef idx="0"/>
-    <cs:effectRef idx="0"/>
-    <cs:fontRef idx="minor">
-      <a:schemeClr val="tx1"/>
-    </cs:fontRef>
-    <cs:spPr>
-      <a:ln w="9525" cap="flat" cmpd="sng" algn="ctr">
-        <a:solidFill>
-          <a:schemeClr val="tx1">
-            <a:lumMod val="35000"/>
-            <a:lumOff val="65000"/>
-          </a:schemeClr>
-        </a:solidFill>
-        <a:round/>
-      </a:ln>
-    </cs:spPr>
-  </cs:leaderLine>
-  <cs:legend>
-    <cs:lnRef idx="0"/>
-    <cs:fillRef idx="0"/>
-    <cs:effectRef idx="0"/>
-    <cs:fontRef idx="minor">
-      <a:schemeClr val="tx1">
-        <a:lumMod val="65000"/>
-        <a:lumOff val="35000"/>
-      </a:schemeClr>
-    </cs:fontRef>
-    <cs:defRPr sz="900" kern="1200"/>
-  </cs:legend>
-  <cs:plotArea mods="allowNoFillOverride allowNoLineOverride">
-    <cs:lnRef idx="0"/>
-    <cs:fillRef idx="0"/>
-    <cs:effectRef idx="0"/>
-    <cs:fontRef idx="minor">
-      <a:schemeClr val="tx1"/>
-    </cs:fontRef>
-  </cs:plotArea>
-  <cs:plotArea3D mods="allowNoFillOverride allowNoLineOverride">
-    <cs:lnRef idx="0"/>
-    <cs:fillRef idx="0"/>
-    <cs:effectRef idx="0"/>
-    <cs:fontRef idx="minor">
-      <a:schemeClr val="tx1"/>
-    </cs:fontRef>
-  </cs:plotArea3D>
-  <cs:seriesAxis>
-    <cs:lnRef idx="0"/>
-    <cs:fillRef idx="0"/>
-    <cs:effectRef idx="0"/>
-    <cs:fontRef idx="minor">
-      <a:schemeClr val="tx1">
-        <a:lumMod val="65000"/>
-        <a:lumOff val="35000"/>
-      </a:schemeClr>
-    </cs:fontRef>
-    <cs:defRPr sz="900" kern="1200"/>
-  </cs:seriesAxis>
-  <cs:seriesLine>
-    <cs:lnRef idx="0"/>
-    <cs:fillRef idx="0"/>
-    <cs:effectRef idx="0"/>
-    <cs:fontRef idx="minor">
-      <a:schemeClr val="tx1"/>
-    </cs:fontRef>
-    <cs:spPr>
-      <a:ln w="9525" cap="flat" cmpd="sng" algn="ctr">
-        <a:solidFill>
-          <a:schemeClr val="tx1">
-            <a:lumMod val="35000"/>
-            <a:lumOff val="65000"/>
-          </a:schemeClr>
-        </a:solidFill>
-        <a:round/>
-      </a:ln>
-    </cs:spPr>
-  </cs:seriesLine>
-  <cs:title>
-    <cs:lnRef idx="0"/>
-    <cs:fillRef idx="0"/>
-    <cs:effectRef idx="0"/>
-    <cs:fontRef idx="minor">
-      <a:schemeClr val="tx1">
-        <a:lumMod val="65000"/>
-        <a:lumOff val="35000"/>
-      </a:schemeClr>
-    </cs:fontRef>
-    <cs:defRPr sz="1400" b="0" kern="1200" spc="0" baseline="0"/>
-  </cs:title>
-  <cs:trendline>
-    <cs:lnRef idx="0">
-      <cs:styleClr val="auto"/>
-    </cs:lnRef>
-    <cs:fillRef idx="0"/>
-    <cs:effectRef idx="0"/>
-    <cs:fontRef idx="minor">
-      <a:schemeClr val="tx1"/>
-    </cs:fontRef>
-    <cs:spPr>
-      <a:ln w="19050" cap="rnd">
-        <a:solidFill>
-          <a:schemeClr val="phClr"/>
-        </a:solidFill>
-        <a:prstDash val="sysDot"/>
-      </a:ln>
-    </cs:spPr>
-  </cs:trendline>
-  <cs:trendlineLabel>
-    <cs:lnRef idx="0"/>
-    <cs:fillRef idx="0"/>
-    <cs:effectRef idx="0"/>
-    <cs:fontRef idx="minor">
-      <a:schemeClr val="tx1">
-        <a:lumMod val="65000"/>
-        <a:lumOff val="35000"/>
-      </a:schemeClr>
-    </cs:fontRef>
-    <cs:defRPr sz="900" kern="1200"/>
-  </cs:trendlineLabel>
-  <cs:upBar>
-    <cs:lnRef idx="0"/>
-    <cs:fillRef idx="0"/>
-    <cs:effectRef idx="0"/>
-    <cs:fontRef idx="minor">
-      <a:schemeClr val="tx1"/>
-    </cs:fontRef>
-    <cs:spPr>
-      <a:solidFill>
-        <a:schemeClr val="lt1"/>
-      </a:solidFill>
-      <a:ln w="9525" cap="flat" cmpd="sng" algn="ctr">
-        <a:solidFill>
-          <a:schemeClr val="tx1">
-            <a:lumMod val="65000"/>
-            <a:lumOff val="35000"/>
-          </a:schemeClr>
-        </a:solidFill>
-        <a:round/>
-      </a:ln>
-    </cs:spPr>
-  </cs:upBar>
-  <cs:valueAxis>
-    <cs:lnRef idx="0"/>
-    <cs:fillRef idx="0"/>
-    <cs:effectRef idx="0"/>
-    <cs:fontRef idx="minor">
-      <a:schemeClr val="tx1">
-        <a:lumMod val="65000"/>
-        <a:lumOff val="35000"/>
-      </a:schemeClr>
-    </cs:fontRef>
-    <cs:spPr>
-      <a:ln w="9525" cap="flat" cmpd="sng" algn="ctr">
-        <a:solidFill>
-          <a:schemeClr val="tx1">
-            <a:lumMod val="25000"/>
-            <a:lumOff val="75000"/>
-          </a:schemeClr>
-        </a:solidFill>
-        <a:round/>
-      </a:ln>
-    </cs:spPr>
-    <cs:defRPr sz="900" kern="1200"/>
-  </cs:valueAxis>
-  <cs:wall>
-    <cs:lnRef idx="0"/>
-    <cs:fillRef idx="0"/>
-    <cs:effectRef idx="0"/>
-    <cs:fontRef idx="minor">
-      <a:schemeClr val="tx1"/>
-    </cs:fontRef>
-    <cs:spPr>
-      <a:noFill/>
-      <a:ln>
-        <a:noFill/>
-      </a:ln>
-    </cs:spPr>
-  </cs:wall>
-</cs:chartStyle>
-</file>
-
 <file path=word/theme/theme1.xml><?xml version="1.0" encoding="utf-8"?>
 <a:theme xmlns:a="http://schemas.openxmlformats.org/drawingml/2006/main" name="Motyw pakietu Office">
   <a:themeElements>
@@ -20364,6 +19203,15 @@
 </file>
 
 <file path=customXml/item1.xml><?xml version="1.0" encoding="utf-8"?>
+<?mso-contentType ?>
+<FormTemplates xmlns="http://schemas.microsoft.com/sharepoint/v3/contenttype/forms">
+  <Display>DocumentLibraryForm</Display>
+  <Edit>DocumentLibraryForm</Edit>
+  <New>DocumentLibraryForm</New>
+</FormTemplates>
+</file>
+
+<file path=customXml/item2.xml><?xml version="1.0" encoding="utf-8"?>
 <b:Sources xmlns:b="http://schemas.openxmlformats.org/officeDocument/2006/bibliography" xmlns="http://schemas.openxmlformats.org/officeDocument/2006/bibliography" SelectedStyle="\ISO690Nmerical.XSL" StyleName="ISO 690 — odwołanie numeryczne" Version="1987">
   <b:Source>
     <b:Tag>Lee23</b:Tag>
@@ -20394,16 +19242,15 @@
 </b:Sources>
 </file>
 
-<file path=customXml/item2.xml><?xml version="1.0" encoding="utf-8"?>
-<?mso-contentType ?>
-<FormTemplates xmlns="http://schemas.microsoft.com/sharepoint/v3/contenttype/forms">
-  <Display>DocumentLibraryForm</Display>
-  <Edit>DocumentLibraryForm</Edit>
-  <New>DocumentLibraryForm</New>
-</FormTemplates>
+<file path=customXml/item3.xml><?xml version="1.0" encoding="utf-8"?>
+<p:properties xmlns:p="http://schemas.microsoft.com/office/2006/metadata/properties" xmlns:xsi="http://www.w3.org/2001/XMLSchema-instance" xmlns:pc="http://schemas.microsoft.com/office/infopath/2007/PartnerControls">
+  <documentManagement>
+    <_activity xmlns="04b23095-1685-4a20-9a00-18dd000addba" xsi:nil="true"/>
+  </documentManagement>
+</p:properties>
 </file>
 
-<file path=customXml/item3.xml><?xml version="1.0" encoding="utf-8"?>
+<file path=customXml/item4.xml><?xml version="1.0" encoding="utf-8"?>
 <ct:contentTypeSchema xmlns:ct="http://schemas.microsoft.com/office/2006/metadata/contentType" xmlns:ma="http://schemas.microsoft.com/office/2006/metadata/properties/metaAttributes" ct:_="" ma:_="" ma:contentTypeName="Dokument" ma:contentTypeID="0x010100D20A4161F3020043A1744A5ED5E4AF14" ma:contentTypeVersion="16" ma:contentTypeDescription="Utwórz nowy dokument." ma:contentTypeScope="" ma:versionID="00d8634f1cbd9fd83809cbc82e70f328">
   <xsd:schema xmlns:xsd="http://www.w3.org/2001/XMLSchema" xmlns:xs="http://www.w3.org/2001/XMLSchema" xmlns:p="http://schemas.microsoft.com/office/2006/metadata/properties" xmlns:ns3="04b23095-1685-4a20-9a00-18dd000addba" xmlns:ns4="746e01db-aa0a-4794-9a3e-38cd439a34ef" targetNamespace="http://schemas.microsoft.com/office/2006/metadata/properties" ma:root="true" ma:fieldsID="117b0ee63f04c25754859fe8d1f55cdf" ns3:_="" ns4:_="">
     <xsd:import namespace="04b23095-1685-4a20-9a00-18dd000addba"/>
@@ -20644,15 +19491,15 @@
 </ct:contentTypeSchema>
 </file>
 
-<file path=customXml/item4.xml><?xml version="1.0" encoding="utf-8"?>
-<p:properties xmlns:p="http://schemas.microsoft.com/office/2006/metadata/properties" xmlns:xsi="http://www.w3.org/2001/XMLSchema-instance" xmlns:pc="http://schemas.microsoft.com/office/infopath/2007/PartnerControls">
-  <documentManagement>
-    <_activity xmlns="04b23095-1685-4a20-9a00-18dd000addba" xsi:nil="true"/>
-  </documentManagement>
-</p:properties>
+<file path=customXml/itemProps1.xml><?xml version="1.0" encoding="utf-8"?>
+<ds:datastoreItem xmlns:ds="http://schemas.openxmlformats.org/officeDocument/2006/customXml" ds:itemID="{B1C2A830-5FAD-4DE2-B26A-DF98F78F27AD}">
+  <ds:schemaRefs>
+    <ds:schemaRef ds:uri="http://schemas.microsoft.com/sharepoint/v3/contenttype/forms"/>
+  </ds:schemaRefs>
+</ds:datastoreItem>
 </file>
 
-<file path=customXml/itemProps1.xml><?xml version="1.0" encoding="utf-8"?>
+<file path=customXml/itemProps2.xml><?xml version="1.0" encoding="utf-8"?>
 <ds:datastoreItem xmlns:ds="http://schemas.openxmlformats.org/officeDocument/2006/customXml" ds:itemID="{2BC9769D-AB7D-4103-A862-90B96076A0F9}">
   <ds:schemaRefs>
     <ds:schemaRef ds:uri="http://schemas.openxmlformats.org/officeDocument/2006/bibliography"/>
@@ -20660,15 +19507,17 @@
 </ds:datastoreItem>
 </file>
 
-<file path=customXml/itemProps2.xml><?xml version="1.0" encoding="utf-8"?>
-<ds:datastoreItem xmlns:ds="http://schemas.openxmlformats.org/officeDocument/2006/customXml" ds:itemID="{B1C2A830-5FAD-4DE2-B26A-DF98F78F27AD}">
+<file path=customXml/itemProps3.xml><?xml version="1.0" encoding="utf-8"?>
+<ds:datastoreItem xmlns:ds="http://schemas.openxmlformats.org/officeDocument/2006/customXml" ds:itemID="{34ACFA9F-43E9-419A-B3B5-09F0F5604F4F}">
   <ds:schemaRefs>
-    <ds:schemaRef ds:uri="http://schemas.microsoft.com/sharepoint/v3/contenttype/forms"/>
+    <ds:schemaRef ds:uri="http://schemas.microsoft.com/office/2006/metadata/properties"/>
+    <ds:schemaRef ds:uri="http://schemas.microsoft.com/office/infopath/2007/PartnerControls"/>
+    <ds:schemaRef ds:uri="04b23095-1685-4a20-9a00-18dd000addba"/>
   </ds:schemaRefs>
 </ds:datastoreItem>
 </file>
 
-<file path=customXml/itemProps3.xml><?xml version="1.0" encoding="utf-8"?>
+<file path=customXml/itemProps4.xml><?xml version="1.0" encoding="utf-8"?>
 <ds:datastoreItem xmlns:ds="http://schemas.openxmlformats.org/officeDocument/2006/customXml" ds:itemID="{7B0766F0-699A-474D-9467-242857509755}">
   <ds:schemaRefs>
     <ds:schemaRef ds:uri="http://schemas.microsoft.com/office/2006/metadata/contentType"/>
@@ -20685,14 +19534,4 @@
     <ds:schemaRef ds:uri="http://schemas.microsoft.com/internal/obd"/>
   </ds:schemaRefs>
 </ds:datastoreItem>
-</file>
-
-<file path=customXml/itemProps4.xml><?xml version="1.0" encoding="utf-8"?>
-<ds:datastoreItem xmlns:ds="http://schemas.openxmlformats.org/officeDocument/2006/customXml" ds:itemID="{34ACFA9F-43E9-419A-B3B5-09F0F5604F4F}">
-  <ds:schemaRefs>
-    <ds:schemaRef ds:uri="http://schemas.microsoft.com/office/2006/metadata/properties"/>
-    <ds:schemaRef ds:uri="http://schemas.microsoft.com/office/infopath/2007/PartnerControls"/>
-    <ds:schemaRef ds:uri="04b23095-1685-4a20-9a00-18dd000addba"/>
-  </ds:schemaRefs>
-</ds:datastoreItem>
 </file>